--- a/src/Tests/Inputs/labels/14/input.docx
+++ b/src/Tests/Inputs/labels/14/input.docx
@@ -1,6 +1,6 @@
 
 <file path=word/document.xml><?xml version="1.0" encoding="utf-8"?>
-<w:document xmlns:wpc="http://schemas.microsoft.com/office/word/2010/wordprocessingCanvas" xmlns:cx="http://schemas.microsoft.com/office/drawing/2014/chartex" xmlns:cx1="http://schemas.microsoft.com/office/drawing/2015/9/8/chartex" xmlns:cx2="http://schemas.microsoft.com/office/drawing/2015/10/21/chartex" xmlns:cx3="http://schemas.microsoft.com/office/drawing/2016/5/9/chartex" xmlns:cx4="http://schemas.microsoft.com/office/drawing/2016/5/10/chartex" xmlns:cx5="http://schemas.microsoft.com/office/drawing/2016/5/11/chartex" xmlns:cx6="http://schemas.microsoft.com/office/drawing/2016/5/12/chartex" xmlns:cx7="http://schemas.microsoft.com/office/drawing/2016/5/13/chartex" xmlns:cx8="http://schemas.microsoft.com/office/drawing/2016/5/14/chartex" xmlns:mc="http://schemas.openxmlformats.org/markup-compatibility/2006" xmlns:aink="http://schemas.microsoft.com/office/drawing/2016/ink" xmlns:am3d="http://schemas.microsoft.com/office/drawing/2017/model3d" xmlns:o="urn:schemas-microsoft-com:office:office" xmlns:oel="http://schemas.microsoft.com/office/2019/extlst" xmlns:r="http://schemas.openxmlformats.org/officeDocument/2006/relationships" xmlns:m="http://schemas.openxmlformats.org/officeDocument/2006/math" xmlns:v="urn:schemas-microsoft-com:vml" xmlns:wp14="http://schemas.microsoft.com/office/word/2010/wordprocessingDrawing" xmlns:wp="http://schemas.openxmlformats.org/drawingml/2006/wordprocessingDrawing" xmlns:w10="urn:schemas-microsoft-com:office:word" xmlns:w="http://schemas.openxmlformats.org/wordprocessingml/2006/main" xmlns:w14="http://schemas.microsoft.com/office/word/2010/wordml" xmlns:w15="http://schemas.microsoft.com/office/word/2012/wordml" xmlns:w16cex="http://schemas.microsoft.com/office/word/2018/wordml/cex" xmlns:w16cid="http://schemas.microsoft.com/office/word/2016/wordml/cid" xmlns:w16="http://schemas.microsoft.com/office/word/2018/wordml" xmlns:w16sdtdh="http://schemas.microsoft.com/office/word/2020/wordml/sdtdatahash" xmlns:w16se="http://schemas.microsoft.com/office/word/2015/wordml/symex" xmlns:wpg="http://schemas.microsoft.com/office/word/2010/wordprocessingGroup" xmlns:wpi="http://schemas.microsoft.com/office/word/2010/wordprocessingInk" xmlns:wne="http://schemas.microsoft.com/office/word/2006/wordml" xmlns:wps="http://schemas.microsoft.com/office/word/2010/wordprocessingShape" mc:Ignorable="w14 w15 w16se w16cid w16 w16cex w16sdtdh wp14">
+<w:document xmlns:a="http://schemas.openxmlformats.org/drawingml/2006/main" xmlns:a16="http://schemas.microsoft.com/office/drawing/2014/main" xmlns:adec="http://schemas.microsoft.com/office/drawing/2017/decorative" xmlns:a14="http://schemas.microsoft.com/office/drawing/2010/main" xmlns:wpc="http://schemas.microsoft.com/office/word/2010/wordprocessingCanvas" xmlns:cx="http://schemas.microsoft.com/office/drawing/2014/chartex" xmlns:cx1="http://schemas.microsoft.com/office/drawing/2015/9/8/chartex" xmlns:cx2="http://schemas.microsoft.com/office/drawing/2015/10/21/chartex" xmlns:cx3="http://schemas.microsoft.com/office/drawing/2016/5/9/chartex" xmlns:cx4="http://schemas.microsoft.com/office/drawing/2016/5/10/chartex" xmlns:cx5="http://schemas.microsoft.com/office/drawing/2016/5/11/chartex" xmlns:cx6="http://schemas.microsoft.com/office/drawing/2016/5/12/chartex" xmlns:cx7="http://schemas.microsoft.com/office/drawing/2016/5/13/chartex" xmlns:cx8="http://schemas.microsoft.com/office/drawing/2016/5/14/chartex" xmlns:mc="http://schemas.openxmlformats.org/markup-compatibility/2006" xmlns:aink="http://schemas.microsoft.com/office/drawing/2016/ink" xmlns:am3d="http://schemas.microsoft.com/office/drawing/2017/model3d" xmlns:o="urn:schemas-microsoft-com:office:office" xmlns:oel="http://schemas.microsoft.com/office/2019/extlst" xmlns:r="http://schemas.openxmlformats.org/officeDocument/2006/relationships" xmlns:m="http://schemas.openxmlformats.org/officeDocument/2006/math" xmlns:v="urn:schemas-microsoft-com:vml" xmlns:wp14="http://schemas.microsoft.com/office/word/2010/wordprocessingDrawing" xmlns:wp="http://schemas.openxmlformats.org/drawingml/2006/wordprocessingDrawing" xmlns:w10="urn:schemas-microsoft-com:office:word" xmlns:w="http://schemas.openxmlformats.org/wordprocessingml/2006/main" xmlns:w14="http://schemas.microsoft.com/office/word/2010/wordml" xmlns:w15="http://schemas.microsoft.com/office/word/2012/wordml" xmlns:w16cex="http://schemas.microsoft.com/office/word/2018/wordml/cex" xmlns:w16cid="http://schemas.microsoft.com/office/word/2016/wordml/cid" xmlns:w16="http://schemas.microsoft.com/office/word/2018/wordml" xmlns:w16sdtdh="http://schemas.microsoft.com/office/word/2020/wordml/sdtdatahash" xmlns:w16se="http://schemas.microsoft.com/office/word/2015/wordml/symex" xmlns:wpg="http://schemas.microsoft.com/office/word/2010/wordprocessingGroup" xmlns:wpi="http://schemas.microsoft.com/office/word/2010/wordprocessingInk" xmlns:wne="http://schemas.microsoft.com/office/word/2006/wordml" xmlns:wps="http://schemas.microsoft.com/office/word/2010/wordprocessingShape" mc:Ignorable="w14 w15 w16se w16cid w16 w16cex w16sdtdh wp14">
   <w:body>
     <w:tbl>
       <w:tblPr>
@@ -39,7 +39,7 @@
               <mc:AlternateContent>
                 <mc:Choice Requires="wpg">
                   <w:drawing>
-                    <wp:anchor distT="0" distB="0" distL="114300" distR="114300" simplePos="0" relativeHeight="251681792" behindDoc="1" locked="1" layoutInCell="1" allowOverlap="0" wp14:anchorId="062EA44C" wp14:editId="4B5ADF5E">
+                    <wp:anchor distT="0" distB="0" distL="114300" distR="114300" simplePos="0" relativeHeight="251681792" behindDoc="1" locked="1" layoutInCell="1" allowOverlap="0" wp14:editId="4B5ADF5E" wp14:anchorId="062EA44C">
                       <wp:simplePos x="0" y="0"/>
                       <wp:positionH relativeFrom="margin">
                         <wp:align>left</wp:align>
@@ -3723,92 +3723,92 @@
                 </mc:Choice>
                 <mc:Fallback>
                   <w:pict>
-                    <v:group w14:anchorId="4A1808BA" id="Group 54" o:spid="_x0000_s1026" style="position:absolute;margin-left:0;margin-top:0;width:619.2pt;height:714.25pt;z-index:-251634688;mso-position-horizontal:left;mso-position-horizontal-relative:margin;mso-position-vertical:top;mso-position-vertical-relative:margin;mso-width-relative:margin;mso-height-relative:margin" coordsize="77724,90699" o:gfxdata="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" o:allowoverlap="f">
-                      <v:group id="Group 2" o:spid="_x0000_s1027" style="position:absolute;width:77724;height:29869" coordsize="77724,29869" o:gfxdata="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">
-                        <v:group id="Group 29" o:spid="_x0000_s1028" style="position:absolute;width:38723;height:29869" coordsize="38723,29869" o:gfxdata="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">
-                          <v:rect id="Rectangle 36" o:spid="_x0000_s1029" style="position:absolute;width:38581;height:29869;visibility:visible;mso-wrap-style:square;v-text-anchor:middle" o:gfxdata="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" fillcolor="#0f3344 [3204]" stroked="f" strokeweight="1pt"/>
-                          <v:group id="Group 37" o:spid="_x0000_s1030" style="position:absolute;left:12849;top:3995;width:29869;height:21879;rotation:-90" coordorigin="12849,3995" coordsize="32640,25909" o:gfxdata="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">
-                            <v:shape id="Freeform 605" o:spid="_x0000_s1031" style="position:absolute;left:12849;top:3995;width:32640;height:25909;visibility:visible;mso-wrap-style:square;v-text-anchor:top" coordsize="506,405" o:gfxdata="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" path="m,44c46,22,46,22,46,22,90,,144,18,167,63v,,,,,c179,88,209,99,235,88v11,-5,11,-5,11,-5c277,70,313,90,319,123v,,,,,c324,151,349,171,378,167v23,-3,23,-3,23,-3c424,161,447,175,456,196v50,120,50,120,50,120c506,405,506,405,506,405,,405,,405,,405l,44xe" fillcolor="#fcea10 [3207]" stroked="f">
+                    <v:group id="Group 54" style="position:absolute;margin-left:0;margin-top:0;width:619.2pt;height:714.25pt;z-index:-251634688;mso-position-horizontal:left;mso-position-horizontal-relative:margin;mso-position-vertical:top;mso-position-vertical-relative:margin;mso-width-relative:margin;mso-height-relative:margin" coordsize="77724,90699" o:spid="_x0000_s1026" o:allowoverlap="f" o:gfxdata="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" w14:anchorId="4A1808BA">
+                      <v:group id="Group 2" style="position:absolute;width:77724;height:29869" coordsize="77724,29869" o:spid="_x0000_s1027" o:gfxdata="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">
+                        <v:group id="Group 29" style="position:absolute;width:38723;height:29869" coordsize="38723,29869" o:spid="_x0000_s1028" o:gfxdata="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">
+                          <v:rect id="Rectangle 36" style="position:absolute;width:38581;height:29869;visibility:visible;mso-wrap-style:square;v-text-anchor:middle" o:spid="_x0000_s1029" fillcolor="#0f3344 [3204]" stroked="f" strokeweight="1pt" o:gfxdata="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"/>
+                          <v:group id="Group 37" style="position:absolute;left:12849;top:3995;width:29869;height:21879;rotation:-90" coordsize="32640,25909" coordorigin="12849,3995" o:spid="_x0000_s1030" o:gfxdata="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">
+                            <v:shape id="Freeform 605" style="position:absolute;left:12849;top:3995;width:32640;height:25909;visibility:visible;mso-wrap-style:square;v-text-anchor:top" coordsize="506,405" o:spid="_x0000_s1031" fillcolor="#fcea10 [3207]" stroked="f" path="m,44c46,22,46,22,46,22,90,,144,18,167,63v,,,,,c179,88,209,99,235,88v11,-5,11,-5,11,-5c277,70,313,90,319,123v,,,,,c324,151,349,171,378,167v23,-3,23,-3,23,-3c424,161,447,175,456,196v50,120,50,120,50,120c506,405,506,405,506,405,,405,,405,,405l,44xe" o:gfxdata="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">
                               <v:path arrowok="t" o:connecttype="custom" o:connectlocs="0,281488;296730,140744;1077260,403040;1077260,403040;1515905,562977;1586862,530990;2057760,786888;2057760,786888;2438349,1068377;2586714,1049184;2941500,1253903;3264033,2021599;3264033,2590973;0,2590973;0,281488" o:connectangles="0,0,0,0,0,0,0,0,0,0,0,0,0,0,0"/>
                             </v:shape>
-                            <v:shape id="Freeform 606" o:spid="_x0000_s1032" style="position:absolute;left:16728;top:7890;width:28761;height:22014;visibility:visible;mso-wrap-style:square;v-text-anchor:top" coordsize="446,344" o:gfxdata="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" path="m446,28c420,17,420,17,420,17,378,,331,21,316,63v-7,19,-7,19,-7,19c293,125,244,146,202,127v,,,,,c164,110,119,125,100,161,,344,,344,,344v446,,446,,446,l446,28xe" fillcolor="#e5d8ea [3205]" stroked="f">
+                            <v:shape id="Freeform 606" style="position:absolute;left:16728;top:7890;width:28761;height:22014;visibility:visible;mso-wrap-style:square;v-text-anchor:top" coordsize="446,344" o:spid="_x0000_s1032" fillcolor="#e5d8ea [3205]" stroked="f" path="m446,28c420,17,420,17,420,17,378,,331,21,316,63v-7,19,-7,19,-7,19c293,125,244,146,202,127v,,,,,c164,110,119,125,100,161,,344,,344,,344v446,,446,,446,l446,28xe" o:gfxdata="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">
                               <v:path arrowok="t" o:connecttype="custom" o:connectlocs="2876088,179189;2708424,108794;2037766,403176;1992626,524769;1302623,812752;1302623,812752;644863,1030339;0,2201470;2876088,2201470;2876088,179189" o:connectangles="0,0,0,0,0,0,0,0,0,0"/>
                             </v:shape>
-                            <v:shape id="Freeform 608" o:spid="_x0000_s1033" style="position:absolute;left:12849;top:16973;width:28387;height:12931;visibility:visible;mso-wrap-style:square;v-text-anchor:top" coordsize="440,202" o:gfxdata="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" path="m440,202c416,153,416,153,416,153,405,130,377,120,354,132v-22,11,-22,11,-22,11c306,156,275,142,267,115v,,,,,c260,89,232,75,207,85v-9,3,-9,3,-9,3c176,97,151,87,140,66v,,,,,c118,22,69,,22,14,,20,,20,,20,,202,,202,,202r440,xe" fillcolor="#f8c4d7 [3206]" stroked="f">
+                            <v:shape id="Freeform 608" style="position:absolute;left:12849;top:16973;width:28387;height:12931;visibility:visible;mso-wrap-style:square;v-text-anchor:top" coordsize="440,202" o:spid="_x0000_s1033" fillcolor="#f8c4d7 [3206]" stroked="f" path="m440,202c416,153,416,153,416,153,405,130,377,120,354,132v-22,11,-22,11,-22,11c306,156,275,142,267,115v,,,,,c260,89,232,75,207,85v-9,3,-9,3,-9,3c176,97,151,87,140,66v,,,,,c118,22,69,,22,14,,20,,20,,20,,202,,202,,202r440,xe" o:gfxdata="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">
                               <v:path arrowok="t" o:connecttype="custom" o:connectlocs="2838696,1293149;2683858,979464;2283860,845028;2141925,915447;1722572,736199;1722572,736199;1335477,544147;1277413,563352;903221,422514;903221,422514;141935,89624;0,128035;0,1293149;2838696,1293149" o:connectangles="0,0,0,0,0,0,0,0,0,0,0,0,0,0"/>
                             </v:shape>
                           </v:group>
                         </v:group>
-                        <v:group id="Group 30" o:spid="_x0000_s1034" style="position:absolute;left:39000;width:38724;height:29869" coordorigin="39000" coordsize="38723,29869" o:gfxdata="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">
-                          <v:rect id="Rectangle 31" o:spid="_x0000_s1035" style="position:absolute;left:39000;width:38581;height:29869;visibility:visible;mso-wrap-style:square;v-text-anchor:middle" o:gfxdata="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" fillcolor="#0f3344 [3204]" stroked="f" strokeweight="1pt"/>
-                          <v:group id="Group 32" o:spid="_x0000_s1036" style="position:absolute;left:51849;top:3995;width:29869;height:21880;rotation:-90" coordorigin="51849,3995" coordsize="32640,25909" o:gfxdata="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">
-                            <v:shape id="Freeform 605" o:spid="_x0000_s1037" style="position:absolute;left:51849;top:3995;width:32640;height:25909;visibility:visible;mso-wrap-style:square;v-text-anchor:top" coordsize="506,405" o:gfxdata="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" path="m,44c46,22,46,22,46,22,90,,144,18,167,63v,,,,,c179,88,209,99,235,88v11,-5,11,-5,11,-5c277,70,313,90,319,123v,,,,,c324,151,349,171,378,167v23,-3,23,-3,23,-3c424,161,447,175,456,196v50,120,50,120,50,120c506,405,506,405,506,405,,405,,405,,405l,44xe" fillcolor="#fcea10 [3207]" stroked="f">
+                        <v:group id="Group 30" style="position:absolute;left:39000;width:38724;height:29869" coordsize="38723,29869" coordorigin="39000" o:spid="_x0000_s1034" o:gfxdata="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">
+                          <v:rect id="Rectangle 31" style="position:absolute;left:39000;width:38581;height:29869;visibility:visible;mso-wrap-style:square;v-text-anchor:middle" o:spid="_x0000_s1035" fillcolor="#0f3344 [3204]" stroked="f" strokeweight="1pt" o:gfxdata="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"/>
+                          <v:group id="Group 32" style="position:absolute;left:51849;top:3995;width:29869;height:21880;rotation:-90" coordsize="32640,25909" coordorigin="51849,3995" o:spid="_x0000_s1036" o:gfxdata="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">
+                            <v:shape id="Freeform 605" style="position:absolute;left:51849;top:3995;width:32640;height:25909;visibility:visible;mso-wrap-style:square;v-text-anchor:top" coordsize="506,405" o:spid="_x0000_s1037" fillcolor="#fcea10 [3207]" stroked="f" path="m,44c46,22,46,22,46,22,90,,144,18,167,63v,,,,,c179,88,209,99,235,88v11,-5,11,-5,11,-5c277,70,313,90,319,123v,,,,,c324,151,349,171,378,167v23,-3,23,-3,23,-3c424,161,447,175,456,196v50,120,50,120,50,120c506,405,506,405,506,405,,405,,405,,405l,44xe" o:gfxdata="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">
                               <v:path arrowok="t" o:connecttype="custom" o:connectlocs="0,281488;296730,140744;1077260,403040;1077260,403040;1515905,562977;1586862,530990;2057760,786888;2057760,786888;2438349,1068377;2586714,1049184;2941500,1253903;3264033,2021599;3264033,2590973;0,2590973;0,281488" o:connectangles="0,0,0,0,0,0,0,0,0,0,0,0,0,0,0"/>
                             </v:shape>
-                            <v:shape id="Freeform 606" o:spid="_x0000_s1038" style="position:absolute;left:55729;top:7890;width:28760;height:22014;visibility:visible;mso-wrap-style:square;v-text-anchor:top" coordsize="446,344" o:gfxdata="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" path="m446,28c420,17,420,17,420,17,378,,331,21,316,63v-7,19,-7,19,-7,19c293,125,244,146,202,127v,,,,,c164,110,119,125,100,161,,344,,344,,344v446,,446,,446,l446,28xe" fillcolor="#e5d8ea [3205]" stroked="f">
+                            <v:shape id="Freeform 606" style="position:absolute;left:55729;top:7890;width:28760;height:22014;visibility:visible;mso-wrap-style:square;v-text-anchor:top" coordsize="446,344" o:spid="_x0000_s1038" fillcolor="#e5d8ea [3205]" stroked="f" path="m446,28c420,17,420,17,420,17,378,,331,21,316,63v-7,19,-7,19,-7,19c293,125,244,146,202,127v,,,,,c164,110,119,125,100,161,,344,,344,,344v446,,446,,446,l446,28xe" o:gfxdata="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">
                               <v:path arrowok="t" o:connecttype="custom" o:connectlocs="2876088,179189;2708424,108794;2037766,403176;1992626,524769;1302623,812752;1302623,812752;644863,1030339;0,2201470;2876088,2201470;2876088,179189" o:connectangles="0,0,0,0,0,0,0,0,0,0"/>
                             </v:shape>
-                            <v:shape id="Freeform 608" o:spid="_x0000_s1039" style="position:absolute;left:51849;top:16973;width:28387;height:12931;visibility:visible;mso-wrap-style:square;v-text-anchor:top" coordsize="440,202" o:gfxdata="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" path="m440,202c416,153,416,153,416,153,405,130,377,120,354,132v-22,11,-22,11,-22,11c306,156,275,142,267,115v,,,,,c260,89,232,75,207,85v-9,3,-9,3,-9,3c176,97,151,87,140,66v,,,,,c118,22,69,,22,14,,20,,20,,20,,202,,202,,202r440,xe" fillcolor="#f8c4d7 [3206]" stroked="f">
+                            <v:shape id="Freeform 608" style="position:absolute;left:51849;top:16973;width:28387;height:12931;visibility:visible;mso-wrap-style:square;v-text-anchor:top" coordsize="440,202" o:spid="_x0000_s1039" fillcolor="#f8c4d7 [3206]" stroked="f" path="m440,202c416,153,416,153,416,153,405,130,377,120,354,132v-22,11,-22,11,-22,11c306,156,275,142,267,115v,,,,,c260,89,232,75,207,85v-9,3,-9,3,-9,3c176,97,151,87,140,66v,,,,,c118,22,69,,22,14,,20,,20,,20,,202,,202,,202r440,xe" o:gfxdata="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">
                               <v:path arrowok="t" o:connecttype="custom" o:connectlocs="2838696,1293149;2683858,979464;2283860,845028;2141925,915447;1722572,736199;1722572,736199;1335477,544147;1277413,563352;903221,422514;903221,422514;141935,89624;0,128035;0,1293149;2838696,1293149" o:connectangles="0,0,0,0,0,0,0,0,0,0,0,0,0,0"/>
                             </v:shape>
                           </v:group>
                         </v:group>
                       </v:group>
-                      <v:group id="Group 3" o:spid="_x0000_s1040" style="position:absolute;top:30414;width:77724;height:29870" coordorigin=",30414" coordsize="77724,29869" o:gfxdata="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">
-                        <v:group id="Group 17" o:spid="_x0000_s1041" style="position:absolute;top:30414;width:38723;height:29870" coordorigin=",30414" coordsize="38723,29869" o:gfxdata="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">
-                          <v:rect id="Rectangle 24" o:spid="_x0000_s1042" style="position:absolute;top:30414;width:38581;height:29870;visibility:visible;mso-wrap-style:square;v-text-anchor:middle" o:gfxdata="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" fillcolor="#0f3344 [3204]" stroked="f" strokeweight="1pt"/>
-                          <v:group id="Group 25" o:spid="_x0000_s1043" style="position:absolute;left:12849;top:34409;width:29870;height:21879;rotation:-90" coordorigin="12849,34409" coordsize="32640,25909" o:gfxdata="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">
-                            <v:shape id="Freeform 605" o:spid="_x0000_s1044" style="position:absolute;left:12849;top:34409;width:32640;height:25910;visibility:visible;mso-wrap-style:square;v-text-anchor:top" coordsize="506,405" o:gfxdata="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" path="m,44c46,22,46,22,46,22,90,,144,18,167,63v,,,,,c179,88,209,99,235,88v11,-5,11,-5,11,-5c277,70,313,90,319,123v,,,,,c324,151,349,171,378,167v23,-3,23,-3,23,-3c424,161,447,175,456,196v50,120,50,120,50,120c506,405,506,405,506,405,,405,,405,,405l,44xe" fillcolor="#fcea10 [3207]" stroked="f">
+                      <v:group id="Group 3" style="position:absolute;top:30414;width:77724;height:29870" coordsize="77724,29869" coordorigin=",30414" o:spid="_x0000_s1040" o:gfxdata="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">
+                        <v:group id="Group 17" style="position:absolute;top:30414;width:38723;height:29870" coordsize="38723,29869" coordorigin=",30414" o:spid="_x0000_s1041" o:gfxdata="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">
+                          <v:rect id="Rectangle 24" style="position:absolute;top:30414;width:38581;height:29870;visibility:visible;mso-wrap-style:square;v-text-anchor:middle" o:spid="_x0000_s1042" fillcolor="#0f3344 [3204]" stroked="f" strokeweight="1pt" o:gfxdata="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"/>
+                          <v:group id="Group 25" style="position:absolute;left:12849;top:34409;width:29870;height:21879;rotation:-90" coordsize="32640,25909" coordorigin="12849,34409" o:spid="_x0000_s1043" o:gfxdata="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">
+                            <v:shape id="Freeform 605" style="position:absolute;left:12849;top:34409;width:32640;height:25910;visibility:visible;mso-wrap-style:square;v-text-anchor:top" coordsize="506,405" o:spid="_x0000_s1044" fillcolor="#fcea10 [3207]" stroked="f" path="m,44c46,22,46,22,46,22,90,,144,18,167,63v,,,,,c179,88,209,99,235,88v11,-5,11,-5,11,-5c277,70,313,90,319,123v,,,,,c324,151,349,171,378,167v23,-3,23,-3,23,-3c424,161,447,175,456,196v50,120,50,120,50,120c506,405,506,405,506,405,,405,,405,,405l,44xe" o:gfxdata="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">
                               <v:path arrowok="t" o:connecttype="custom" o:connectlocs="0,281488;296730,140744;1077260,403040;1077260,403040;1515905,562977;1586862,530990;2057760,786888;2057760,786888;2438349,1068377;2586714,1049184;2941500,1253903;3264033,2021599;3264033,2590973;0,2590973;0,281488" o:connectangles="0,0,0,0,0,0,0,0,0,0,0,0,0,0,0"/>
                             </v:shape>
-                            <v:shape id="Freeform 606" o:spid="_x0000_s1045" style="position:absolute;left:16728;top:38304;width:28761;height:22015;visibility:visible;mso-wrap-style:square;v-text-anchor:top" coordsize="446,344" o:gfxdata="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" path="m446,28c420,17,420,17,420,17,378,,331,21,316,63v-7,19,-7,19,-7,19c293,125,244,146,202,127v,,,,,c164,110,119,125,100,161,,344,,344,,344v446,,446,,446,l446,28xe" fillcolor="#e5d8ea [3205]" stroked="f">
+                            <v:shape id="Freeform 606" style="position:absolute;left:16728;top:38304;width:28761;height:22015;visibility:visible;mso-wrap-style:square;v-text-anchor:top" coordsize="446,344" o:spid="_x0000_s1045" fillcolor="#e5d8ea [3205]" stroked="f" path="m446,28c420,17,420,17,420,17,378,,331,21,316,63v-7,19,-7,19,-7,19c293,125,244,146,202,127v,,,,,c164,110,119,125,100,161,,344,,344,,344v446,,446,,446,l446,28xe" o:gfxdata="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">
                               <v:path arrowok="t" o:connecttype="custom" o:connectlocs="2876088,179189;2708424,108794;2037766,403176;1992626,524769;1302623,812752;1302623,812752;644863,1030339;0,2201470;2876088,2201470;2876088,179189" o:connectangles="0,0,0,0,0,0,0,0,0,0"/>
                             </v:shape>
-                            <v:shape id="Freeform 608" o:spid="_x0000_s1046" style="position:absolute;left:12849;top:47388;width:28387;height:12931;visibility:visible;mso-wrap-style:square;v-text-anchor:top" coordsize="440,202" o:gfxdata="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" path="m440,202c416,153,416,153,416,153,405,130,377,120,354,132v-22,11,-22,11,-22,11c306,156,275,142,267,115v,,,,,c260,89,232,75,207,85v-9,3,-9,3,-9,3c176,97,151,87,140,66v,,,,,c118,22,69,,22,14,,20,,20,,20,,202,,202,,202r440,xe" fillcolor="#f8c4d7 [3206]" stroked="f">
+                            <v:shape id="Freeform 608" style="position:absolute;left:12849;top:47388;width:28387;height:12931;visibility:visible;mso-wrap-style:square;v-text-anchor:top" coordsize="440,202" o:spid="_x0000_s1046" fillcolor="#f8c4d7 [3206]" stroked="f" path="m440,202c416,153,416,153,416,153,405,130,377,120,354,132v-22,11,-22,11,-22,11c306,156,275,142,267,115v,,,,,c260,89,232,75,207,85v-9,3,-9,3,-9,3c176,97,151,87,140,66v,,,,,c118,22,69,,22,14,,20,,20,,20,,202,,202,,202r440,xe" o:gfxdata="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">
                               <v:path arrowok="t" o:connecttype="custom" o:connectlocs="2838696,1293149;2683858,979464;2283860,845028;2141925,915447;1722572,736199;1722572,736199;1335477,544147;1277413,563352;903221,422514;903221,422514;141935,89624;0,128035;0,1293149;2838696,1293149" o:connectangles="0,0,0,0,0,0,0,0,0,0,0,0,0,0"/>
                             </v:shape>
                           </v:group>
                         </v:group>
-                        <v:group id="Group 18" o:spid="_x0000_s1047" style="position:absolute;left:39000;top:30414;width:38724;height:29870" coordorigin="39000,30414" coordsize="38723,29869" o:gfxdata="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">
-                          <v:rect id="Rectangle 19" o:spid="_x0000_s1048" style="position:absolute;left:39000;top:30414;width:38581;height:29870;visibility:visible;mso-wrap-style:square;v-text-anchor:middle" o:gfxdata="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" fillcolor="#0f3344 [3204]" stroked="f" strokeweight="1pt"/>
-                          <v:group id="Group 20" o:spid="_x0000_s1049" style="position:absolute;left:51849;top:34409;width:29870;height:21880;rotation:-90" coordorigin="51849,34409" coordsize="32640,25909" o:gfxdata="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">
-                            <v:shape id="Freeform 605" o:spid="_x0000_s1050" style="position:absolute;left:51849;top:34409;width:32640;height:25910;visibility:visible;mso-wrap-style:square;v-text-anchor:top" coordsize="506,405" o:gfxdata="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" path="m,44c46,22,46,22,46,22,90,,144,18,167,63v,,,,,c179,88,209,99,235,88v11,-5,11,-5,11,-5c277,70,313,90,319,123v,,,,,c324,151,349,171,378,167v23,-3,23,-3,23,-3c424,161,447,175,456,196v50,120,50,120,50,120c506,405,506,405,506,405,,405,,405,,405l,44xe" fillcolor="#fcea10 [3207]" stroked="f">
+                        <v:group id="Group 18" style="position:absolute;left:39000;top:30414;width:38724;height:29870" coordsize="38723,29869" coordorigin="39000,30414" o:spid="_x0000_s1047" o:gfxdata="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">
+                          <v:rect id="Rectangle 19" style="position:absolute;left:39000;top:30414;width:38581;height:29870;visibility:visible;mso-wrap-style:square;v-text-anchor:middle" o:spid="_x0000_s1048" fillcolor="#0f3344 [3204]" stroked="f" strokeweight="1pt" o:gfxdata="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"/>
+                          <v:group id="Group 20" style="position:absolute;left:51849;top:34409;width:29870;height:21880;rotation:-90" coordsize="32640,25909" coordorigin="51849,34409" o:spid="_x0000_s1049" o:gfxdata="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">
+                            <v:shape id="Freeform 605" style="position:absolute;left:51849;top:34409;width:32640;height:25910;visibility:visible;mso-wrap-style:square;v-text-anchor:top" coordsize="506,405" o:spid="_x0000_s1050" fillcolor="#fcea10 [3207]" stroked="f" path="m,44c46,22,46,22,46,22,90,,144,18,167,63v,,,,,c179,88,209,99,235,88v11,-5,11,-5,11,-5c277,70,313,90,319,123v,,,,,c324,151,349,171,378,167v23,-3,23,-3,23,-3c424,161,447,175,456,196v50,120,50,120,50,120c506,405,506,405,506,405,,405,,405,,405l,44xe" o:gfxdata="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">
                               <v:path arrowok="t" o:connecttype="custom" o:connectlocs="0,281488;296730,140744;1077260,403040;1077260,403040;1515905,562977;1586862,530990;2057760,786888;2057760,786888;2438349,1068377;2586714,1049184;2941500,1253903;3264033,2021599;3264033,2590973;0,2590973;0,281488" o:connectangles="0,0,0,0,0,0,0,0,0,0,0,0,0,0,0"/>
                             </v:shape>
-                            <v:shape id="Freeform 606" o:spid="_x0000_s1051" style="position:absolute;left:55729;top:38304;width:28760;height:22015;visibility:visible;mso-wrap-style:square;v-text-anchor:top" coordsize="446,344" o:gfxdata="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" path="m446,28c420,17,420,17,420,17,378,,331,21,316,63v-7,19,-7,19,-7,19c293,125,244,146,202,127v,,,,,c164,110,119,125,100,161,,344,,344,,344v446,,446,,446,l446,28xe" fillcolor="#e5d8ea [3205]" stroked="f">
+                            <v:shape id="Freeform 606" style="position:absolute;left:55729;top:38304;width:28760;height:22015;visibility:visible;mso-wrap-style:square;v-text-anchor:top" coordsize="446,344" o:spid="_x0000_s1051" fillcolor="#e5d8ea [3205]" stroked="f" path="m446,28c420,17,420,17,420,17,378,,331,21,316,63v-7,19,-7,19,-7,19c293,125,244,146,202,127v,,,,,c164,110,119,125,100,161,,344,,344,,344v446,,446,,446,l446,28xe" o:gfxdata="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">
                               <v:path arrowok="t" o:connecttype="custom" o:connectlocs="2876088,179189;2708424,108794;2037766,403176;1992626,524769;1302623,812752;1302623,812752;644863,1030339;0,2201470;2876088,2201470;2876088,179189" o:connectangles="0,0,0,0,0,0,0,0,0,0"/>
                             </v:shape>
-                            <v:shape id="Freeform 608" o:spid="_x0000_s1052" style="position:absolute;left:51849;top:47388;width:28387;height:12931;visibility:visible;mso-wrap-style:square;v-text-anchor:top" coordsize="440,202" o:gfxdata="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" path="m440,202c416,153,416,153,416,153,405,130,377,120,354,132v-22,11,-22,11,-22,11c306,156,275,142,267,115v,,,,,c260,89,232,75,207,85v-9,3,-9,3,-9,3c176,97,151,87,140,66v,,,,,c118,22,69,,22,14,,20,,20,,20,,202,,202,,202r440,xe" fillcolor="#f8c4d7 [3206]" stroked="f">
+                            <v:shape id="Freeform 608" style="position:absolute;left:51849;top:47388;width:28387;height:12931;visibility:visible;mso-wrap-style:square;v-text-anchor:top" coordsize="440,202" o:spid="_x0000_s1052" fillcolor="#f8c4d7 [3206]" stroked="f" path="m440,202c416,153,416,153,416,153,405,130,377,120,354,132v-22,11,-22,11,-22,11c306,156,275,142,267,115v,,,,,c260,89,232,75,207,85v-9,3,-9,3,-9,3c176,97,151,87,140,66v,,,,,c118,22,69,,22,14,,20,,20,,20,,202,,202,,202r440,xe" o:gfxdata="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">
                               <v:path arrowok="t" o:connecttype="custom" o:connectlocs="2838696,1293149;2683858,979464;2283860,845028;2141925,915447;1722572,736199;1722572,736199;1335477,544147;1277413,563352;903221,422514;903221,422514;141935,89624;0,128035;0,1293149;2838696,1293149" o:connectangles="0,0,0,0,0,0,0,0,0,0,0,0,0,0"/>
                             </v:shape>
                           </v:group>
                         </v:group>
                       </v:group>
-                      <v:group id="Group 4" o:spid="_x0000_s1053" style="position:absolute;top:60829;width:77724;height:29870" coordorigin=",60829" coordsize="77724,29869" o:gfxdata="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">
-                        <v:group id="Group 5" o:spid="_x0000_s1054" style="position:absolute;top:60829;width:38723;height:29870" coordorigin=",60829" coordsize="38723,29869" o:gfxdata="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">
-                          <v:rect id="Rectangle 12" o:spid="_x0000_s1055" style="position:absolute;top:60829;width:38581;height:29870;visibility:visible;mso-wrap-style:square;v-text-anchor:middle" o:gfxdata="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" fillcolor="#0f3344 [3204]" stroked="f" strokeweight="1pt"/>
-                          <v:group id="Group 13" o:spid="_x0000_s1056" style="position:absolute;left:12849;top:64824;width:29869;height:21879;rotation:-90" coordorigin="12849,64824" coordsize="32640,25909" o:gfxdata="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">
-                            <v:shape id="Freeform 605" o:spid="_x0000_s1057" style="position:absolute;left:12849;top:64824;width:32640;height:25910;visibility:visible;mso-wrap-style:square;v-text-anchor:top" coordsize="506,405" o:gfxdata="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" path="m,44c46,22,46,22,46,22,90,,144,18,167,63v,,,,,c179,88,209,99,235,88v11,-5,11,-5,11,-5c277,70,313,90,319,123v,,,,,c324,151,349,171,378,167v23,-3,23,-3,23,-3c424,161,447,175,456,196v50,120,50,120,50,120c506,405,506,405,506,405,,405,,405,,405l,44xe" fillcolor="#fcea10 [3207]" stroked="f">
+                      <v:group id="Group 4" style="position:absolute;top:60829;width:77724;height:29870" coordsize="77724,29869" coordorigin=",60829" o:spid="_x0000_s1053" o:gfxdata="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">
+                        <v:group id="Group 5" style="position:absolute;top:60829;width:38723;height:29870" coordsize="38723,29869" coordorigin=",60829" o:spid="_x0000_s1054" o:gfxdata="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">
+                          <v:rect id="Rectangle 12" style="position:absolute;top:60829;width:38581;height:29870;visibility:visible;mso-wrap-style:square;v-text-anchor:middle" o:spid="_x0000_s1055" fillcolor="#0f3344 [3204]" stroked="f" strokeweight="1pt" o:gfxdata="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"/>
+                          <v:group id="Group 13" style="position:absolute;left:12849;top:64824;width:29869;height:21879;rotation:-90" coordsize="32640,25909" coordorigin="12849,64824" o:spid="_x0000_s1056" o:gfxdata="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">
+                            <v:shape id="Freeform 605" style="position:absolute;left:12849;top:64824;width:32640;height:25910;visibility:visible;mso-wrap-style:square;v-text-anchor:top" coordsize="506,405" o:spid="_x0000_s1057" fillcolor="#fcea10 [3207]" stroked="f" path="m,44c46,22,46,22,46,22,90,,144,18,167,63v,,,,,c179,88,209,99,235,88v11,-5,11,-5,11,-5c277,70,313,90,319,123v,,,,,c324,151,349,171,378,167v23,-3,23,-3,23,-3c424,161,447,175,456,196v50,120,50,120,50,120c506,405,506,405,506,405,,405,,405,,405l,44xe" o:gfxdata="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">
                               <v:path arrowok="t" o:connecttype="custom" o:connectlocs="0,281488;296730,140744;1077260,403040;1077260,403040;1515905,562977;1586862,530990;2057760,786888;2057760,786888;2438349,1068377;2586714,1049184;2941500,1253903;3264033,2021599;3264033,2590973;0,2590973;0,281488" o:connectangles="0,0,0,0,0,0,0,0,0,0,0,0,0,0,0"/>
                             </v:shape>
-                            <v:shape id="Freeform 606" o:spid="_x0000_s1058" style="position:absolute;left:16728;top:68719;width:28761;height:22015;visibility:visible;mso-wrap-style:square;v-text-anchor:top" coordsize="446,344" o:gfxdata="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" path="m446,28c420,17,420,17,420,17,378,,331,21,316,63v-7,19,-7,19,-7,19c293,125,244,146,202,127v,,,,,c164,110,119,125,100,161,,344,,344,,344v446,,446,,446,l446,28xe" fillcolor="#e5d8ea [3205]" stroked="f">
+                            <v:shape id="Freeform 606" style="position:absolute;left:16728;top:68719;width:28761;height:22015;visibility:visible;mso-wrap-style:square;v-text-anchor:top" coordsize="446,344" o:spid="_x0000_s1058" fillcolor="#e5d8ea [3205]" stroked="f" path="m446,28c420,17,420,17,420,17,378,,331,21,316,63v-7,19,-7,19,-7,19c293,125,244,146,202,127v,,,,,c164,110,119,125,100,161,,344,,344,,344v446,,446,,446,l446,28xe" o:gfxdata="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">
                               <v:path arrowok="t" o:connecttype="custom" o:connectlocs="2876088,179189;2708424,108794;2037766,403176;1992626,524769;1302623,812752;1302623,812752;644863,1030339;0,2201470;2876088,2201470;2876088,179189" o:connectangles="0,0,0,0,0,0,0,0,0,0"/>
                             </v:shape>
-                            <v:shape id="Freeform 608" o:spid="_x0000_s1059" style="position:absolute;left:12849;top:77802;width:28387;height:12932;visibility:visible;mso-wrap-style:square;v-text-anchor:top" coordsize="440,202" o:gfxdata="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" path="m440,202c416,153,416,153,416,153,405,130,377,120,354,132v-22,11,-22,11,-22,11c306,156,275,142,267,115v,,,,,c260,89,232,75,207,85v-9,3,-9,3,-9,3c176,97,151,87,140,66v,,,,,c118,22,69,,22,14,,20,,20,,20,,202,,202,,202r440,xe" fillcolor="#f8c4d7 [3206]" stroked="f">
+                            <v:shape id="Freeform 608" style="position:absolute;left:12849;top:77802;width:28387;height:12932;visibility:visible;mso-wrap-style:square;v-text-anchor:top" coordsize="440,202" o:spid="_x0000_s1059" fillcolor="#f8c4d7 [3206]" stroked="f" path="m440,202c416,153,416,153,416,153,405,130,377,120,354,132v-22,11,-22,11,-22,11c306,156,275,142,267,115v,,,,,c260,89,232,75,207,85v-9,3,-9,3,-9,3c176,97,151,87,140,66v,,,,,c118,22,69,,22,14,,20,,20,,20,,202,,202,,202r440,xe" o:gfxdata="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">
                               <v:path arrowok="t" o:connecttype="custom" o:connectlocs="2838696,1293149;2683858,979464;2283860,845028;2141925,915447;1722572,736199;1722572,736199;1335477,544147;1277413,563352;903221,422514;903221,422514;141935,89624;0,128035;0,1293149;2838696,1293149" o:connectangles="0,0,0,0,0,0,0,0,0,0,0,0,0,0"/>
                             </v:shape>
                           </v:group>
                         </v:group>
-                        <v:group id="Group 6" o:spid="_x0000_s1060" style="position:absolute;left:39000;top:60829;width:38724;height:29870" coordorigin="39000,60829" coordsize="38723,29869" o:gfxdata="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">
-                          <v:rect id="Rectangle 7" o:spid="_x0000_s1061" style="position:absolute;left:39000;top:60829;width:38581;height:29870;visibility:visible;mso-wrap-style:square;v-text-anchor:middle" o:gfxdata="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" fillcolor="#0f3344 [3204]" stroked="f" strokeweight="1pt"/>
-                          <v:group id="Group 8" o:spid="_x0000_s1062" style="position:absolute;left:51849;top:64824;width:29869;height:21880;rotation:-90" coordorigin="51849,64824" coordsize="32640,25909" o:gfxdata="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">
-                            <v:shape id="Freeform 605" o:spid="_x0000_s1063" style="position:absolute;left:51849;top:64824;width:32640;height:25910;visibility:visible;mso-wrap-style:square;v-text-anchor:top" coordsize="506,405" o:gfxdata="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" path="m,44c46,22,46,22,46,22,90,,144,18,167,63v,,,,,c179,88,209,99,235,88v11,-5,11,-5,11,-5c277,70,313,90,319,123v,,,,,c324,151,349,171,378,167v23,-3,23,-3,23,-3c424,161,447,175,456,196v50,120,50,120,50,120c506,405,506,405,506,405,,405,,405,,405l,44xe" fillcolor="#fcea10 [3207]" stroked="f">
+                        <v:group id="Group 6" style="position:absolute;left:39000;top:60829;width:38724;height:29870" coordsize="38723,29869" coordorigin="39000,60829" o:spid="_x0000_s1060" o:gfxdata="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">
+                          <v:rect id="Rectangle 7" style="position:absolute;left:39000;top:60829;width:38581;height:29870;visibility:visible;mso-wrap-style:square;v-text-anchor:middle" o:spid="_x0000_s1061" fillcolor="#0f3344 [3204]" stroked="f" strokeweight="1pt" o:gfxdata="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"/>
+                          <v:group id="Group 8" style="position:absolute;left:51849;top:64824;width:29869;height:21880;rotation:-90" coordsize="32640,25909" coordorigin="51849,64824" o:spid="_x0000_s1062" o:gfxdata="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">
+                            <v:shape id="Freeform 605" style="position:absolute;left:51849;top:64824;width:32640;height:25910;visibility:visible;mso-wrap-style:square;v-text-anchor:top" coordsize="506,405" o:spid="_x0000_s1063" fillcolor="#fcea10 [3207]" stroked="f" path="m,44c46,22,46,22,46,22,90,,144,18,167,63v,,,,,c179,88,209,99,235,88v11,-5,11,-5,11,-5c277,70,313,90,319,123v,,,,,c324,151,349,171,378,167v23,-3,23,-3,23,-3c424,161,447,175,456,196v50,120,50,120,50,120c506,405,506,405,506,405,,405,,405,,405l,44xe" o:gfxdata="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">
                               <v:path arrowok="t" o:connecttype="custom" o:connectlocs="0,281488;296730,140744;1077260,403040;1077260,403040;1515905,562977;1586862,530990;2057760,786888;2057760,786888;2438349,1068377;2586714,1049184;2941500,1253903;3264033,2021599;3264033,2590973;0,2590973;0,281488" o:connectangles="0,0,0,0,0,0,0,0,0,0,0,0,0,0,0"/>
                             </v:shape>
-                            <v:shape id="Freeform 606" o:spid="_x0000_s1064" style="position:absolute;left:55729;top:68719;width:28760;height:22015;visibility:visible;mso-wrap-style:square;v-text-anchor:top" coordsize="446,344" o:gfxdata="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" path="m446,28c420,17,420,17,420,17,378,,331,21,316,63v-7,19,-7,19,-7,19c293,125,244,146,202,127v,,,,,c164,110,119,125,100,161,,344,,344,,344v446,,446,,446,l446,28xe" fillcolor="#e5d8ea [3205]" stroked="f">
+                            <v:shape id="Freeform 606" style="position:absolute;left:55729;top:68719;width:28760;height:22015;visibility:visible;mso-wrap-style:square;v-text-anchor:top" coordsize="446,344" o:spid="_x0000_s1064" fillcolor="#e5d8ea [3205]" stroked="f" path="m446,28c420,17,420,17,420,17,378,,331,21,316,63v-7,19,-7,19,-7,19c293,125,244,146,202,127v,,,,,c164,110,119,125,100,161,,344,,344,,344v446,,446,,446,l446,28xe" o:gfxdata="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">
                               <v:path arrowok="t" o:connecttype="custom" o:connectlocs="2876088,179189;2708424,108794;2037766,403176;1992626,524769;1302623,812752;1302623,812752;644863,1030339;0,2201470;2876088,2201470;2876088,179189" o:connectangles="0,0,0,0,0,0,0,0,0,0"/>
                             </v:shape>
-                            <v:shape id="Freeform 608" o:spid="_x0000_s1065" style="position:absolute;left:51849;top:77802;width:28387;height:12932;visibility:visible;mso-wrap-style:square;v-text-anchor:top" coordsize="440,202" o:gfxdata="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" path="m440,202c416,153,416,153,416,153,405,130,377,120,354,132v-22,11,-22,11,-22,11c306,156,275,142,267,115v,,,,,c260,89,232,75,207,85v-9,3,-9,3,-9,3c176,97,151,87,140,66v,,,,,c118,22,69,,22,14,,20,,20,,20,,202,,202,,202r440,xe" fillcolor="#f8c4d7 [3206]" stroked="f">
+                            <v:shape id="Freeform 608" style="position:absolute;left:51849;top:77802;width:28387;height:12932;visibility:visible;mso-wrap-style:square;v-text-anchor:top" coordsize="440,202" o:spid="_x0000_s1065" fillcolor="#f8c4d7 [3206]" stroked="f" path="m440,202c416,153,416,153,416,153,405,130,377,120,354,132v-22,11,-22,11,-22,11c306,156,275,142,267,115v,,,,,c260,89,232,75,207,85v-9,3,-9,3,-9,3c176,97,151,87,140,66v,,,,,c118,22,69,,22,14,,20,,20,,20,,202,,202,,202r440,xe" o:gfxdata="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">
                               <v:path arrowok="t" o:connecttype="custom" o:connectlocs="2838696,1293149;2683858,979464;2283860,845028;2141925,915447;1722572,736199;1722572,736199;1335477,544147;1277413,563352;903221,422514;903221,422514;141935,89624;0,128035;0,1293149;2838696,1293149" o:connectangles="0,0,0,0,0,0,0,0,0,0,0,0,0,0"/>
                             </v:shape>
                           </v:group>
@@ -3862,7 +3862,7 @@
       </w:tr>
       <w:tr>
         <w:trPr>
-          <w:trHeight w:hRule="exact" w:val="2052"/>
+          <w:trHeight w:val="2052" w:hRule="exact"/>
         </w:trPr>
         <w:tc>
           <w:tcPr>
@@ -4053,7 +4053,7 @@
       </w:tr>
       <w:tr>
         <w:trPr>
-          <w:trHeight w:hRule="exact" w:val="2154"/>
+          <w:trHeight w:val="2154" w:hRule="exact"/>
         </w:trPr>
         <w:tc>
           <w:tcPr>
@@ -4284,7 +4284,7 @@
       </w:tr>
       <w:tr>
         <w:trPr>
-          <w:trHeight w:hRule="exact" w:val="576"/>
+          <w:trHeight w:val="576" w:hRule="exact"/>
         </w:trPr>
         <w:tc>
           <w:tcPr>
@@ -4331,7 +4331,7 @@
       </w:tr>
       <w:tr>
         <w:trPr>
-          <w:trHeight w:hRule="exact" w:val="2052"/>
+          <w:trHeight w:val="2052" w:hRule="exact"/>
         </w:trPr>
         <w:tc>
           <w:tcPr>
@@ -4522,7 +4522,7 @@
       </w:tr>
       <w:tr>
         <w:trPr>
-          <w:trHeight w:hRule="exact" w:val="2154"/>
+          <w:trHeight w:val="2154" w:hRule="exact"/>
         </w:trPr>
         <w:tc>
           <w:tcPr>
@@ -4753,7 +4753,7 @@
       </w:tr>
       <w:tr>
         <w:trPr>
-          <w:trHeight w:hRule="exact" w:val="576"/>
+          <w:trHeight w:val="576" w:hRule="exact"/>
         </w:trPr>
         <w:tc>
           <w:tcPr>
@@ -4800,7 +4800,7 @@
       </w:tr>
       <w:tr>
         <w:trPr>
-          <w:trHeight w:hRule="exact" w:val="2052"/>
+          <w:trHeight w:val="2052" w:hRule="exact"/>
         </w:trPr>
         <w:tc>
           <w:tcPr>
@@ -4991,7 +4991,7 @@
       </w:tr>
       <w:tr>
         <w:trPr>
-          <w:trHeight w:hRule="exact" w:val="2154"/>
+          <w:trHeight w:val="2154" w:hRule="exact"/>
         </w:trPr>
         <w:tc>
           <w:tcPr>

--- a/src/Tests/Inputs/labels/14/input.docx
+++ b/src/Tests/Inputs/labels/14/input.docx
@@ -5871,2154 +5871,6 @@
 </w:styles>
 </file>
 
-<file path=word/glossary/document.xml><?xml version="1.0" encoding="utf-8"?>
-<w:glossaryDocument xmlns:wpc="http://schemas.microsoft.com/office/word/2010/wordprocessingCanvas" xmlns:cx="http://schemas.microsoft.com/office/drawing/2014/chartex" xmlns:cx1="http://schemas.microsoft.com/office/drawing/2015/9/8/chartex" xmlns:cx2="http://schemas.microsoft.com/office/drawing/2015/10/21/chartex" xmlns:cx3="http://schemas.microsoft.com/office/drawing/2016/5/9/chartex" xmlns:cx4="http://schemas.microsoft.com/office/drawing/2016/5/10/chartex" xmlns:cx5="http://schemas.microsoft.com/office/drawing/2016/5/11/chartex" xmlns:cx6="http://schemas.microsoft.com/office/drawing/2016/5/12/chartex" xmlns:cx7="http://schemas.microsoft.com/office/drawing/2016/5/13/chartex" xmlns:cx8="http://schemas.microsoft.com/office/drawing/2016/5/14/chartex" xmlns:mc="http://schemas.openxmlformats.org/markup-compatibility/2006" xmlns:aink="http://schemas.microsoft.com/office/drawing/2016/ink" xmlns:am3d="http://schemas.microsoft.com/office/drawing/2017/model3d" xmlns:o="urn:schemas-microsoft-com:office:office" xmlns:oel="http://schemas.microsoft.com/office/2019/extlst" xmlns:r="http://schemas.openxmlformats.org/officeDocument/2006/relationships" xmlns:m="http://schemas.openxmlformats.org/officeDocument/2006/math" xmlns:v="urn:schemas-microsoft-com:vml" xmlns:wp14="http://schemas.microsoft.com/office/word/2010/wordprocessingDrawing" xmlns:wp="http://schemas.openxmlformats.org/drawingml/2006/wordprocessingDrawing" xmlns:w10="urn:schemas-microsoft-com:office:word" xmlns:w="http://schemas.openxmlformats.org/wordprocessingml/2006/main" xmlns:w14="http://schemas.microsoft.com/office/word/2010/wordml" xmlns:w15="http://schemas.microsoft.com/office/word/2012/wordml" xmlns:w16cex="http://schemas.microsoft.com/office/word/2018/wordml/cex" xmlns:w16cid="http://schemas.microsoft.com/office/word/2016/wordml/cid" xmlns:w16="http://schemas.microsoft.com/office/word/2018/wordml" xmlns:w16sdtdh="http://schemas.microsoft.com/office/word/2020/wordml/sdtdatahash" xmlns:w16se="http://schemas.microsoft.com/office/word/2015/wordml/symex" xmlns:wpg="http://schemas.microsoft.com/office/word/2010/wordprocessingGroup" xmlns:wpi="http://schemas.microsoft.com/office/word/2010/wordprocessingInk" xmlns:wne="http://schemas.microsoft.com/office/word/2006/wordml" xmlns:wps="http://schemas.microsoft.com/office/word/2010/wordprocessingShape" mc:Ignorable="w14 w15 w16se w16cid w16 w16cex w16sdtdh wp14">
-  <w:docParts>
-    <w:docPart>
-      <w:docPartPr>
-        <w:name w:val="FDFC5A6A551A466CA56296C4CBD9438C"/>
-        <w:category>
-          <w:name w:val="General"/>
-          <w:gallery w:val="placeholder"/>
-        </w:category>
-        <w:types>
-          <w:type w:val="bbPlcHdr"/>
-        </w:types>
-        <w:behaviors>
-          <w:behavior w:val="content"/>
-        </w:behaviors>
-        <w:guid w:val="{BEB3F7F2-C9A3-4187-9322-0602A073AF50}"/>
-      </w:docPartPr>
-      <w:docPartBody>
-        <w:p>
-          <w:pPr>
-            <w:pStyle w:val="FDFC5A6A551A466CA56296C4CBD9438C"/>
-          </w:pPr>
-          <w:r>
-            <w:t>[Company Name]</w:t>
-          </w:r>
-        </w:p>
-      </w:docPartBody>
-    </w:docPart>
-    <w:docPart>
-      <w:docPartPr>
-        <w:name w:val="D63526BF4F7147E19A2D11F81541480F"/>
-        <w:category>
-          <w:name w:val="General"/>
-          <w:gallery w:val="placeholder"/>
-        </w:category>
-        <w:types>
-          <w:type w:val="bbPlcHdr"/>
-        </w:types>
-        <w:behaviors>
-          <w:behavior w:val="content"/>
-        </w:behaviors>
-        <w:guid w:val="{02FD1474-97C7-4233-A8E6-44945C8E1552}"/>
-      </w:docPartPr>
-      <w:docPartBody>
-        <w:p>
-          <w:pPr>
-            <w:pStyle w:val="D63526BF4F7147E19A2D11F81541480F"/>
-          </w:pPr>
-          <w:r>
-            <w:t>[Company Name]</w:t>
-          </w:r>
-        </w:p>
-      </w:docPartBody>
-    </w:docPart>
-    <w:docPart>
-      <w:docPartPr>
-        <w:name w:val="F8A0964C1EF8406CA85D010A5769C568"/>
-        <w:category>
-          <w:name w:val="General"/>
-          <w:gallery w:val="placeholder"/>
-        </w:category>
-        <w:types>
-          <w:type w:val="bbPlcHdr"/>
-        </w:types>
-        <w:behaviors>
-          <w:behavior w:val="content"/>
-        </w:behaviors>
-        <w:guid w:val="{82F5D954-3D4E-4522-8589-A390FD3F9C1D}"/>
-      </w:docPartPr>
-      <w:docPartBody>
-        <w:p>
-          <w:pPr>
-            <w:pStyle w:val="F8A0964C1EF8406CA85D010A5769C568"/>
-          </w:pPr>
-          <w:r>
-            <w:t>[Company Name]</w:t>
-          </w:r>
-        </w:p>
-      </w:docPartBody>
-    </w:docPart>
-    <w:docPart>
-      <w:docPartPr>
-        <w:name w:val="BE1AE3C3A0514060A0CEB0F0CCC42339"/>
-        <w:category>
-          <w:name w:val="General"/>
-          <w:gallery w:val="placeholder"/>
-        </w:category>
-        <w:types>
-          <w:type w:val="bbPlcHdr"/>
-        </w:types>
-        <w:behaviors>
-          <w:behavior w:val="content"/>
-        </w:behaviors>
-        <w:guid w:val="{D78EDFDF-2CE0-46AF-80B8-9EEDAC3E0772}"/>
-      </w:docPartPr>
-      <w:docPartBody>
-        <w:p>
-          <w:pPr>
-            <w:pStyle w:val="BE1AE3C3A0514060A0CEB0F0CCC42339"/>
-          </w:pPr>
-          <w:r>
-            <w:t>[Company Name]</w:t>
-          </w:r>
-        </w:p>
-      </w:docPartBody>
-    </w:docPart>
-    <w:docPart>
-      <w:docPartPr>
-        <w:name w:val="8A416C9C3EE54634927AB2926516F6A2"/>
-        <w:category>
-          <w:name w:val="General"/>
-          <w:gallery w:val="placeholder"/>
-        </w:category>
-        <w:types>
-          <w:type w:val="bbPlcHdr"/>
-        </w:types>
-        <w:behaviors>
-          <w:behavior w:val="content"/>
-        </w:behaviors>
-        <w:guid w:val="{469A3292-4F9B-4C2D-AC82-6AAB0B0F7FDB}"/>
-      </w:docPartPr>
-      <w:docPartBody>
-        <w:p>
-          <w:pPr>
-            <w:pStyle w:val="8A416C9C3EE54634927AB2926516F6A2"/>
-          </w:pPr>
-          <w:r>
-            <w:t>[Company Name]</w:t>
-          </w:r>
-        </w:p>
-      </w:docPartBody>
-    </w:docPart>
-    <w:docPart>
-      <w:docPartPr>
-        <w:name w:val="256DE25F6323477699E8C1338A487FA5"/>
-        <w:category>
-          <w:name w:val="General"/>
-          <w:gallery w:val="placeholder"/>
-        </w:category>
-        <w:types>
-          <w:type w:val="bbPlcHdr"/>
-        </w:types>
-        <w:behaviors>
-          <w:behavior w:val="content"/>
-        </w:behaviors>
-        <w:guid w:val="{723FE928-3517-4796-A18A-8F3D9CCED3BE}"/>
-      </w:docPartPr>
-      <w:docPartBody>
-        <w:p>
-          <w:pPr>
-            <w:pStyle w:val="256DE25F6323477699E8C1338A487FA5"/>
-          </w:pPr>
-          <w:r>
-            <w:t>[Company Address]</w:t>
-          </w:r>
-        </w:p>
-      </w:docPartBody>
-    </w:docPart>
-    <w:docPart>
-      <w:docPartPr>
-        <w:name w:val="E9090E56DF0F4DC382D17AAD2C8EAB61"/>
-        <w:category>
-          <w:name w:val="General"/>
-          <w:gallery w:val="placeholder"/>
-        </w:category>
-        <w:types>
-          <w:type w:val="bbPlcHdr"/>
-        </w:types>
-        <w:behaviors>
-          <w:behavior w:val="content"/>
-        </w:behaviors>
-        <w:guid w:val="{AB77D063-2219-4D35-85C5-DEB2E2EF224C}"/>
-      </w:docPartPr>
-      <w:docPartBody>
-        <w:p>
-          <w:pPr>
-            <w:pStyle w:val="E9090E56DF0F4DC382D17AAD2C8EAB61"/>
-          </w:pPr>
-          <w:r>
-            <w:t>[Company Address]</w:t>
-          </w:r>
-        </w:p>
-      </w:docPartBody>
-    </w:docPart>
-    <w:docPart>
-      <w:docPartPr>
-        <w:name w:val="71C05122F58C422197E83414CFD18AE6"/>
-        <w:category>
-          <w:name w:val="General"/>
-          <w:gallery w:val="placeholder"/>
-        </w:category>
-        <w:types>
-          <w:type w:val="bbPlcHdr"/>
-        </w:types>
-        <w:behaviors>
-          <w:behavior w:val="content"/>
-        </w:behaviors>
-        <w:guid w:val="{B58BA1E9-63EF-4199-A38E-26E56B06F2FB}"/>
-      </w:docPartPr>
-      <w:docPartBody>
-        <w:p>
-          <w:pPr>
-            <w:pStyle w:val="71C05122F58C422197E83414CFD18AE6"/>
-          </w:pPr>
-          <w:r>
-            <w:t>[Company Address]</w:t>
-          </w:r>
-        </w:p>
-      </w:docPartBody>
-    </w:docPart>
-    <w:docPart>
-      <w:docPartPr>
-        <w:name w:val="60663A91704A4EA384F13FCD05ADDE8B"/>
-        <w:category>
-          <w:name w:val="General"/>
-          <w:gallery w:val="placeholder"/>
-        </w:category>
-        <w:types>
-          <w:type w:val="bbPlcHdr"/>
-        </w:types>
-        <w:behaviors>
-          <w:behavior w:val="content"/>
-        </w:behaviors>
-        <w:guid w:val="{5CC21162-E427-4464-B236-68040D2B1F8E}"/>
-      </w:docPartPr>
-      <w:docPartBody>
-        <w:p>
-          <w:pPr>
-            <w:pStyle w:val="60663A91704A4EA384F13FCD05ADDE8B"/>
-          </w:pPr>
-          <w:r>
-            <w:t>[Company Address]</w:t>
-          </w:r>
-        </w:p>
-      </w:docPartBody>
-    </w:docPart>
-    <w:docPart>
-      <w:docPartPr>
-        <w:name w:val="6A3E4C55C166480DA8991844FA8F30A0"/>
-        <w:category>
-          <w:name w:val="General"/>
-          <w:gallery w:val="placeholder"/>
-        </w:category>
-        <w:types>
-          <w:type w:val="bbPlcHdr"/>
-        </w:types>
-        <w:behaviors>
-          <w:behavior w:val="content"/>
-        </w:behaviors>
-        <w:guid w:val="{210EE4D2-6DCE-4EA5-B6F7-7C751FC9047A}"/>
-      </w:docPartPr>
-      <w:docPartBody>
-        <w:p>
-          <w:pPr>
-            <w:pStyle w:val="6A3E4C55C166480DA8991844FA8F30A0"/>
-          </w:pPr>
-          <w:r>
-            <w:t>[Company Address]</w:t>
-          </w:r>
-        </w:p>
-      </w:docPartBody>
-    </w:docPart>
-    <w:docPart>
-      <w:docPartPr>
-        <w:name w:val="DBCCD6C6F8D248639F85EA23AAF6B1D6"/>
-        <w:category>
-          <w:name w:val="General"/>
-          <w:gallery w:val="placeholder"/>
-        </w:category>
-        <w:types>
-          <w:type w:val="bbPlcHdr"/>
-        </w:types>
-        <w:behaviors>
-          <w:behavior w:val="content"/>
-        </w:behaviors>
-        <w:guid w:val="{DB3387CA-7BB6-4B33-8D25-751138BF1BC5}"/>
-      </w:docPartPr>
-      <w:docPartBody>
-        <w:p>
-          <w:pPr>
-            <w:pStyle w:val="DBCCD6C6F8D248639F85EA23AAF6B1D6"/>
-          </w:pPr>
-          <w:r>
-            <w:t>[City, ST  Postal Code]</w:t>
-          </w:r>
-        </w:p>
-      </w:docPartBody>
-    </w:docPart>
-    <w:docPart>
-      <w:docPartPr>
-        <w:name w:val="ED6FB05571CA480F864FAE85D3FD6435"/>
-        <w:category>
-          <w:name w:val="General"/>
-          <w:gallery w:val="placeholder"/>
-        </w:category>
-        <w:types>
-          <w:type w:val="bbPlcHdr"/>
-        </w:types>
-        <w:behaviors>
-          <w:behavior w:val="content"/>
-        </w:behaviors>
-        <w:guid w:val="{D627C70A-3206-440D-BB2E-85E71A4B2A0F}"/>
-      </w:docPartPr>
-      <w:docPartBody>
-        <w:p>
-          <w:pPr>
-            <w:pStyle w:val="ED6FB05571CA480F864FAE85D3FD6435"/>
-          </w:pPr>
-          <w:r>
-            <w:t>[City, ST  Postal Code]</w:t>
-          </w:r>
-        </w:p>
-      </w:docPartBody>
-    </w:docPart>
-    <w:docPart>
-      <w:docPartPr>
-        <w:name w:val="0A7ECF274FFE4045AB9F609C1CC5AF3B"/>
-        <w:category>
-          <w:name w:val="General"/>
-          <w:gallery w:val="placeholder"/>
-        </w:category>
-        <w:types>
-          <w:type w:val="bbPlcHdr"/>
-        </w:types>
-        <w:behaviors>
-          <w:behavior w:val="content"/>
-        </w:behaviors>
-        <w:guid w:val="{87D1D6D7-A969-432A-B45D-B7A147A6558E}"/>
-      </w:docPartPr>
-      <w:docPartBody>
-        <w:p>
-          <w:pPr>
-            <w:pStyle w:val="0A7ECF274FFE4045AB9F609C1CC5AF3B"/>
-          </w:pPr>
-          <w:r>
-            <w:t>[City, ST  Postal Code]</w:t>
-          </w:r>
-        </w:p>
-      </w:docPartBody>
-    </w:docPart>
-    <w:docPart>
-      <w:docPartPr>
-        <w:name w:val="3472AB3A6C08463E9ABFD87675C089AD"/>
-        <w:category>
-          <w:name w:val="General"/>
-          <w:gallery w:val="placeholder"/>
-        </w:category>
-        <w:types>
-          <w:type w:val="bbPlcHdr"/>
-        </w:types>
-        <w:behaviors>
-          <w:behavior w:val="content"/>
-        </w:behaviors>
-        <w:guid w:val="{DC43BA44-448F-4ED1-A2B8-A7135A5E61F2}"/>
-      </w:docPartPr>
-      <w:docPartBody>
-        <w:p>
-          <w:pPr>
-            <w:pStyle w:val="3472AB3A6C08463E9ABFD87675C089AD"/>
-          </w:pPr>
-          <w:r>
-            <w:t>[City, ST  Postal Code]</w:t>
-          </w:r>
-        </w:p>
-      </w:docPartBody>
-    </w:docPart>
-    <w:docPart>
-      <w:docPartPr>
-        <w:name w:val="91D63D533CAB4842B17253DED38C624C"/>
-        <w:category>
-          <w:name w:val="General"/>
-          <w:gallery w:val="placeholder"/>
-        </w:category>
-        <w:types>
-          <w:type w:val="bbPlcHdr"/>
-        </w:types>
-        <w:behaviors>
-          <w:behavior w:val="content"/>
-        </w:behaviors>
-        <w:guid w:val="{3917D59A-E8C2-4563-8076-A2820D33904B}"/>
-      </w:docPartPr>
-      <w:docPartBody>
-        <w:p>
-          <w:pPr>
-            <w:pStyle w:val="91D63D533CAB4842B17253DED38C624C"/>
-          </w:pPr>
-          <w:r>
-            <w:t>[City, ST  Postal Code]</w:t>
-          </w:r>
-        </w:p>
-      </w:docPartBody>
-    </w:docPart>
-    <w:docPart>
-      <w:docPartPr>
-        <w:name w:val="2098291F19EB485D85F81169FCF169D7"/>
-        <w:category>
-          <w:name w:val="General"/>
-          <w:gallery w:val="placeholder"/>
-        </w:category>
-        <w:types>
-          <w:type w:val="bbPlcHdr"/>
-        </w:types>
-        <w:behaviors>
-          <w:behavior w:val="content"/>
-        </w:behaviors>
-        <w:guid w:val="{5A7DC72E-7C46-4521-B58B-C3CDD5294895}"/>
-      </w:docPartPr>
-      <w:docPartBody>
-        <w:p>
-          <w:pPr>
-            <w:pStyle w:val="2098291F19EB485D85F81169FCF169D7"/>
-          </w:pPr>
-          <w:r>
-            <w:t>[Recipient Name]</w:t>
-          </w:r>
-        </w:p>
-      </w:docPartBody>
-    </w:docPart>
-    <w:docPart>
-      <w:docPartPr>
-        <w:name w:val="F4131409B90A4081A5624ADFCFF53904"/>
-        <w:category>
-          <w:name w:val="General"/>
-          <w:gallery w:val="placeholder"/>
-        </w:category>
-        <w:types>
-          <w:type w:val="bbPlcHdr"/>
-        </w:types>
-        <w:behaviors>
-          <w:behavior w:val="content"/>
-        </w:behaviors>
-        <w:guid w:val="{BEAA8395-9ECA-4A32-97A5-2FCF5EC62B80}"/>
-      </w:docPartPr>
-      <w:docPartBody>
-        <w:p>
-          <w:pPr>
-            <w:pStyle w:val="F4131409B90A4081A5624ADFCFF53904"/>
-          </w:pPr>
-          <w:r>
-            <w:t>[Recipient Name]</w:t>
-          </w:r>
-        </w:p>
-      </w:docPartBody>
-    </w:docPart>
-    <w:docPart>
-      <w:docPartPr>
-        <w:name w:val="41CAC48DC00943CCB26F1E411CB3C6BC"/>
-        <w:category>
-          <w:name w:val="General"/>
-          <w:gallery w:val="placeholder"/>
-        </w:category>
-        <w:types>
-          <w:type w:val="bbPlcHdr"/>
-        </w:types>
-        <w:behaviors>
-          <w:behavior w:val="content"/>
-        </w:behaviors>
-        <w:guid w:val="{5188C746-BAD0-418B-849A-1A5CD82AB271}"/>
-      </w:docPartPr>
-      <w:docPartBody>
-        <w:p>
-          <w:pPr>
-            <w:pStyle w:val="41CAC48DC00943CCB26F1E411CB3C6BC"/>
-          </w:pPr>
-          <w:r>
-            <w:t>[Recipient Name]</w:t>
-          </w:r>
-        </w:p>
-      </w:docPartBody>
-    </w:docPart>
-    <w:docPart>
-      <w:docPartPr>
-        <w:name w:val="7ED858317BC24B478968670ADA745345"/>
-        <w:category>
-          <w:name w:val="General"/>
-          <w:gallery w:val="placeholder"/>
-        </w:category>
-        <w:types>
-          <w:type w:val="bbPlcHdr"/>
-        </w:types>
-        <w:behaviors>
-          <w:behavior w:val="content"/>
-        </w:behaviors>
-        <w:guid w:val="{EE7652A2-8A31-4812-B15C-2764C3F81F25}"/>
-      </w:docPartPr>
-      <w:docPartBody>
-        <w:p>
-          <w:pPr>
-            <w:pStyle w:val="7ED858317BC24B478968670ADA745345"/>
-          </w:pPr>
-          <w:r>
-            <w:t>[Recipient Name]</w:t>
-          </w:r>
-        </w:p>
-      </w:docPartBody>
-    </w:docPart>
-    <w:docPart>
-      <w:docPartPr>
-        <w:name w:val="ED0E9A2A605642CAB117FE1B4164FC14"/>
-        <w:category>
-          <w:name w:val="General"/>
-          <w:gallery w:val="placeholder"/>
-        </w:category>
-        <w:types>
-          <w:type w:val="bbPlcHdr"/>
-        </w:types>
-        <w:behaviors>
-          <w:behavior w:val="content"/>
-        </w:behaviors>
-        <w:guid w:val="{3E50B06D-CD4A-4B15-B74A-A3142A0B203C}"/>
-      </w:docPartPr>
-      <w:docPartBody>
-        <w:p>
-          <w:pPr>
-            <w:pStyle w:val="ED0E9A2A605642CAB117FE1B4164FC14"/>
-          </w:pPr>
-          <w:r>
-            <w:t>[Recipient Name]</w:t>
-          </w:r>
-        </w:p>
-      </w:docPartBody>
-    </w:docPart>
-    <w:docPart>
-      <w:docPartPr>
-        <w:name w:val="10207252CF6C4B3880F84611BCC20AF6"/>
-        <w:category>
-          <w:name w:val="General"/>
-          <w:gallery w:val="placeholder"/>
-        </w:category>
-        <w:types>
-          <w:type w:val="bbPlcHdr"/>
-        </w:types>
-        <w:behaviors>
-          <w:behavior w:val="content"/>
-        </w:behaviors>
-        <w:guid w:val="{9F358C41-73E0-4A40-AD97-1B6459BF0F82}"/>
-      </w:docPartPr>
-      <w:docPartBody>
-        <w:p>
-          <w:pPr>
-            <w:pStyle w:val="10207252CF6C4B3880F84611BCC20AF6"/>
-          </w:pPr>
-          <w:r>
-            <w:t>[Recipient Company]</w:t>
-          </w:r>
-        </w:p>
-      </w:docPartBody>
-    </w:docPart>
-    <w:docPart>
-      <w:docPartPr>
-        <w:name w:val="F4C2BF2B23F248B5A75DF3AAFC863BDC"/>
-        <w:category>
-          <w:name w:val="General"/>
-          <w:gallery w:val="placeholder"/>
-        </w:category>
-        <w:types>
-          <w:type w:val="bbPlcHdr"/>
-        </w:types>
-        <w:behaviors>
-          <w:behavior w:val="content"/>
-        </w:behaviors>
-        <w:guid w:val="{FF1B674A-9E74-46CC-87DB-F7F9EE6CCA05}"/>
-      </w:docPartPr>
-      <w:docPartBody>
-        <w:p>
-          <w:pPr>
-            <w:pStyle w:val="F4C2BF2B23F248B5A75DF3AAFC863BDC"/>
-          </w:pPr>
-          <w:r>
-            <w:t>[Recipient Company]</w:t>
-          </w:r>
-        </w:p>
-      </w:docPartBody>
-    </w:docPart>
-    <w:docPart>
-      <w:docPartPr>
-        <w:name w:val="4FF0BF5C0D1745D8A903CE61F14FC879"/>
-        <w:category>
-          <w:name w:val="General"/>
-          <w:gallery w:val="placeholder"/>
-        </w:category>
-        <w:types>
-          <w:type w:val="bbPlcHdr"/>
-        </w:types>
-        <w:behaviors>
-          <w:behavior w:val="content"/>
-        </w:behaviors>
-        <w:guid w:val="{592829D9-A57E-462C-B360-01656A48412E}"/>
-      </w:docPartPr>
-      <w:docPartBody>
-        <w:p>
-          <w:pPr>
-            <w:pStyle w:val="4FF0BF5C0D1745D8A903CE61F14FC879"/>
-          </w:pPr>
-          <w:r>
-            <w:t>[Recipient Company]</w:t>
-          </w:r>
-        </w:p>
-      </w:docPartBody>
-    </w:docPart>
-    <w:docPart>
-      <w:docPartPr>
-        <w:name w:val="E382C8464E70461DA3D3DD3BC651168C"/>
-        <w:category>
-          <w:name w:val="General"/>
-          <w:gallery w:val="placeholder"/>
-        </w:category>
-        <w:types>
-          <w:type w:val="bbPlcHdr"/>
-        </w:types>
-        <w:behaviors>
-          <w:behavior w:val="content"/>
-        </w:behaviors>
-        <w:guid w:val="{772CF393-1EB1-47D0-B27A-1284C6146316}"/>
-      </w:docPartPr>
-      <w:docPartBody>
-        <w:p>
-          <w:pPr>
-            <w:pStyle w:val="E382C8464E70461DA3D3DD3BC651168C"/>
-          </w:pPr>
-          <w:r>
-            <w:t>[Recipient Company]</w:t>
-          </w:r>
-        </w:p>
-      </w:docPartBody>
-    </w:docPart>
-    <w:docPart>
-      <w:docPartPr>
-        <w:name w:val="6FD7A261A7D04845AB869DDA4835E35A"/>
-        <w:category>
-          <w:name w:val="General"/>
-          <w:gallery w:val="placeholder"/>
-        </w:category>
-        <w:types>
-          <w:type w:val="bbPlcHdr"/>
-        </w:types>
-        <w:behaviors>
-          <w:behavior w:val="content"/>
-        </w:behaviors>
-        <w:guid w:val="{64A8D942-1185-411F-8695-6838F6340E33}"/>
-      </w:docPartPr>
-      <w:docPartBody>
-        <w:p>
-          <w:pPr>
-            <w:pStyle w:val="6FD7A261A7D04845AB869DDA4835E35A"/>
-          </w:pPr>
-          <w:r>
-            <w:t>[Recipient Company]</w:t>
-          </w:r>
-        </w:p>
-      </w:docPartBody>
-    </w:docPart>
-    <w:docPart>
-      <w:docPartPr>
-        <w:name w:val="B05DE6C8357E475D874D7F9B27134CDA"/>
-        <w:category>
-          <w:name w:val="General"/>
-          <w:gallery w:val="placeholder"/>
-        </w:category>
-        <w:types>
-          <w:type w:val="bbPlcHdr"/>
-        </w:types>
-        <w:behaviors>
-          <w:behavior w:val="content"/>
-        </w:behaviors>
-        <w:guid w:val="{FE462994-C38A-4AE3-A7AE-B6A11D2DC6E2}"/>
-      </w:docPartPr>
-      <w:docPartBody>
-        <w:p>
-          <w:pPr>
-            <w:pStyle w:val="B05DE6C8357E475D874D7F9B27134CDA"/>
-          </w:pPr>
-          <w:r>
-            <w:t>[Address]</w:t>
-          </w:r>
-        </w:p>
-      </w:docPartBody>
-    </w:docPart>
-    <w:docPart>
-      <w:docPartPr>
-        <w:name w:val="64598C3C76BA402F9B66A7AA07EE76F2"/>
-        <w:category>
-          <w:name w:val="General"/>
-          <w:gallery w:val="placeholder"/>
-        </w:category>
-        <w:types>
-          <w:type w:val="bbPlcHdr"/>
-        </w:types>
-        <w:behaviors>
-          <w:behavior w:val="content"/>
-        </w:behaviors>
-        <w:guid w:val="{606275CC-33DD-4F0B-BDC2-AE9A1562780B}"/>
-      </w:docPartPr>
-      <w:docPartBody>
-        <w:p>
-          <w:pPr>
-            <w:pStyle w:val="64598C3C76BA402F9B66A7AA07EE76F2"/>
-          </w:pPr>
-          <w:r>
-            <w:t>[Address]</w:t>
-          </w:r>
-        </w:p>
-      </w:docPartBody>
-    </w:docPart>
-    <w:docPart>
-      <w:docPartPr>
-        <w:name w:val="5F974703B84041309CC1CCA050B2CC66"/>
-        <w:category>
-          <w:name w:val="General"/>
-          <w:gallery w:val="placeholder"/>
-        </w:category>
-        <w:types>
-          <w:type w:val="bbPlcHdr"/>
-        </w:types>
-        <w:behaviors>
-          <w:behavior w:val="content"/>
-        </w:behaviors>
-        <w:guid w:val="{8A97D92C-FA01-4336-BB84-13E34BA2B510}"/>
-      </w:docPartPr>
-      <w:docPartBody>
-        <w:p>
-          <w:pPr>
-            <w:pStyle w:val="5F974703B84041309CC1CCA050B2CC66"/>
-          </w:pPr>
-          <w:r>
-            <w:t>[Address]</w:t>
-          </w:r>
-        </w:p>
-      </w:docPartBody>
-    </w:docPart>
-    <w:docPart>
-      <w:docPartPr>
-        <w:name w:val="938CB9D330E64539901835F6D63EE586"/>
-        <w:category>
-          <w:name w:val="General"/>
-          <w:gallery w:val="placeholder"/>
-        </w:category>
-        <w:types>
-          <w:type w:val="bbPlcHdr"/>
-        </w:types>
-        <w:behaviors>
-          <w:behavior w:val="content"/>
-        </w:behaviors>
-        <w:guid w:val="{ADC7CD49-B840-498D-8417-CFB0A082F553}"/>
-      </w:docPartPr>
-      <w:docPartBody>
-        <w:p>
-          <w:pPr>
-            <w:pStyle w:val="938CB9D330E64539901835F6D63EE586"/>
-          </w:pPr>
-          <w:r>
-            <w:t>[Address]</w:t>
-          </w:r>
-        </w:p>
-      </w:docPartBody>
-    </w:docPart>
-    <w:docPart>
-      <w:docPartPr>
-        <w:name w:val="049A51D1523D4D8DA889F4A78CD682F3"/>
-        <w:category>
-          <w:name w:val="General"/>
-          <w:gallery w:val="placeholder"/>
-        </w:category>
-        <w:types>
-          <w:type w:val="bbPlcHdr"/>
-        </w:types>
-        <w:behaviors>
-          <w:behavior w:val="content"/>
-        </w:behaviors>
-        <w:guid w:val="{E078CB86-D279-4D3E-A873-0AA72DE07D44}"/>
-      </w:docPartPr>
-      <w:docPartBody>
-        <w:p>
-          <w:pPr>
-            <w:pStyle w:val="049A51D1523D4D8DA889F4A78CD682F3"/>
-          </w:pPr>
-          <w:r>
-            <w:t>[Address]</w:t>
-          </w:r>
-        </w:p>
-      </w:docPartBody>
-    </w:docPart>
-    <w:docPart>
-      <w:docPartPr>
-        <w:name w:val="078A1ACE473C4952A7A3CD9C88AF2ED7"/>
-        <w:category>
-          <w:name w:val="General"/>
-          <w:gallery w:val="placeholder"/>
-        </w:category>
-        <w:types>
-          <w:type w:val="bbPlcHdr"/>
-        </w:types>
-        <w:behaviors>
-          <w:behavior w:val="content"/>
-        </w:behaviors>
-        <w:guid w:val="{36131B42-31B1-486A-9206-BC1290B2646D}"/>
-      </w:docPartPr>
-      <w:docPartBody>
-        <w:p>
-          <w:pPr>
-            <w:pStyle w:val="078A1ACE473C4952A7A3CD9C88AF2ED7"/>
-          </w:pPr>
-          <w:r>
-            <w:t>[City, ST  Postal Code]</w:t>
-          </w:r>
-        </w:p>
-      </w:docPartBody>
-    </w:docPart>
-    <w:docPart>
-      <w:docPartPr>
-        <w:name w:val="ACA181A2E5EE4804BE70A61494E32660"/>
-        <w:category>
-          <w:name w:val="General"/>
-          <w:gallery w:val="placeholder"/>
-        </w:category>
-        <w:types>
-          <w:type w:val="bbPlcHdr"/>
-        </w:types>
-        <w:behaviors>
-          <w:behavior w:val="content"/>
-        </w:behaviors>
-        <w:guid w:val="{A0CA8BB9-CE70-462E-B30C-F9666AA2AF96}"/>
-      </w:docPartPr>
-      <w:docPartBody>
-        <w:p>
-          <w:pPr>
-            <w:pStyle w:val="ACA181A2E5EE4804BE70A61494E32660"/>
-          </w:pPr>
-          <w:r>
-            <w:t>[City, ST  Postal Code]</w:t>
-          </w:r>
-        </w:p>
-      </w:docPartBody>
-    </w:docPart>
-    <w:docPart>
-      <w:docPartPr>
-        <w:name w:val="664981BAEC6E401E8D913C23132B0587"/>
-        <w:category>
-          <w:name w:val="General"/>
-          <w:gallery w:val="placeholder"/>
-        </w:category>
-        <w:types>
-          <w:type w:val="bbPlcHdr"/>
-        </w:types>
-        <w:behaviors>
-          <w:behavior w:val="content"/>
-        </w:behaviors>
-        <w:guid w:val="{58726C32-D3A3-4EEB-9409-82549EDC6F9F}"/>
-      </w:docPartPr>
-      <w:docPartBody>
-        <w:p>
-          <w:pPr>
-            <w:pStyle w:val="664981BAEC6E401E8D913C23132B0587"/>
-          </w:pPr>
-          <w:r>
-            <w:t>[City, ST  Postal Code]</w:t>
-          </w:r>
-        </w:p>
-      </w:docPartBody>
-    </w:docPart>
-    <w:docPart>
-      <w:docPartPr>
-        <w:name w:val="45AD41280C5E45EE9133D083409238F8"/>
-        <w:category>
-          <w:name w:val="General"/>
-          <w:gallery w:val="placeholder"/>
-        </w:category>
-        <w:types>
-          <w:type w:val="bbPlcHdr"/>
-        </w:types>
-        <w:behaviors>
-          <w:behavior w:val="content"/>
-        </w:behaviors>
-        <w:guid w:val="{9F659472-BD15-4C07-B472-D64D8CD5C0A6}"/>
-      </w:docPartPr>
-      <w:docPartBody>
-        <w:p>
-          <w:pPr>
-            <w:pStyle w:val="45AD41280C5E45EE9133D083409238F8"/>
-          </w:pPr>
-          <w:r>
-            <w:t>[City, ST  Postal Code]</w:t>
-          </w:r>
-        </w:p>
-      </w:docPartBody>
-    </w:docPart>
-    <w:docPart>
-      <w:docPartPr>
-        <w:name w:val="080D792143E74E79A8C1655A8D11F9B4"/>
-        <w:category>
-          <w:name w:val="General"/>
-          <w:gallery w:val="placeholder"/>
-        </w:category>
-        <w:types>
-          <w:type w:val="bbPlcHdr"/>
-        </w:types>
-        <w:behaviors>
-          <w:behavior w:val="content"/>
-        </w:behaviors>
-        <w:guid w:val="{29F303B2-B9FE-49D7-9210-E12303CE91CA}"/>
-      </w:docPartPr>
-      <w:docPartBody>
-        <w:p>
-          <w:pPr>
-            <w:pStyle w:val="080D792143E74E79A8C1655A8D11F9B4"/>
-          </w:pPr>
-          <w:r>
-            <w:t>[City, ST  Postal Code]</w:t>
-          </w:r>
-        </w:p>
-      </w:docPartBody>
-    </w:docPart>
-    <w:docPart>
-      <w:docPartPr>
-        <w:name w:val="7148C290423C4AD9A9A9BD2A25B36C0B"/>
-        <w:category>
-          <w:name w:val="General"/>
-          <w:gallery w:val="placeholder"/>
-        </w:category>
-        <w:types>
-          <w:type w:val="bbPlcHdr"/>
-        </w:types>
-        <w:behaviors>
-          <w:behavior w:val="content"/>
-        </w:behaviors>
-        <w:guid w:val="{805AE645-EFCE-4BF9-BD4E-EE4E60674227}"/>
-      </w:docPartPr>
-      <w:docPartBody>
-        <w:p>
-          <w:pPr>
-            <w:pStyle w:val="7148C290423C4AD9A9A9BD2A25B36C0B"/>
-          </w:pPr>
-          <w:r>
-            <w:t>[Country]</w:t>
-          </w:r>
-        </w:p>
-      </w:docPartBody>
-    </w:docPart>
-    <w:docPart>
-      <w:docPartPr>
-        <w:name w:val="D07DF399FB2E4954A89774C438DC26A8"/>
-        <w:category>
-          <w:name w:val="General"/>
-          <w:gallery w:val="placeholder"/>
-        </w:category>
-        <w:types>
-          <w:type w:val="bbPlcHdr"/>
-        </w:types>
-        <w:behaviors>
-          <w:behavior w:val="content"/>
-        </w:behaviors>
-        <w:guid w:val="{FBF66AEE-9824-4456-9884-79974823FB97}"/>
-      </w:docPartPr>
-      <w:docPartBody>
-        <w:p>
-          <w:pPr>
-            <w:pStyle w:val="D07DF399FB2E4954A89774C438DC26A8"/>
-          </w:pPr>
-          <w:r>
-            <w:t>[Country]</w:t>
-          </w:r>
-        </w:p>
-      </w:docPartBody>
-    </w:docPart>
-    <w:docPart>
-      <w:docPartPr>
-        <w:name w:val="42E42C9F9BE1449DA9E5B4C8BC91FC35"/>
-        <w:category>
-          <w:name w:val="General"/>
-          <w:gallery w:val="placeholder"/>
-        </w:category>
-        <w:types>
-          <w:type w:val="bbPlcHdr"/>
-        </w:types>
-        <w:behaviors>
-          <w:behavior w:val="content"/>
-        </w:behaviors>
-        <w:guid w:val="{B2366D91-1562-4576-B142-594EE5CF3945}"/>
-      </w:docPartPr>
-      <w:docPartBody>
-        <w:p>
-          <w:pPr>
-            <w:pStyle w:val="42E42C9F9BE1449DA9E5B4C8BC91FC35"/>
-          </w:pPr>
-          <w:r>
-            <w:t>[Country]</w:t>
-          </w:r>
-        </w:p>
-      </w:docPartBody>
-    </w:docPart>
-    <w:docPart>
-      <w:docPartPr>
-        <w:name w:val="95CEBD5E4E474C7098902B529583655D"/>
-        <w:category>
-          <w:name w:val="General"/>
-          <w:gallery w:val="placeholder"/>
-        </w:category>
-        <w:types>
-          <w:type w:val="bbPlcHdr"/>
-        </w:types>
-        <w:behaviors>
-          <w:behavior w:val="content"/>
-        </w:behaviors>
-        <w:guid w:val="{3DAA8AD3-1EAA-4E7B-A5A4-CC91E4BD4764}"/>
-      </w:docPartPr>
-      <w:docPartBody>
-        <w:p>
-          <w:pPr>
-            <w:pStyle w:val="95CEBD5E4E474C7098902B529583655D"/>
-          </w:pPr>
-          <w:r>
-            <w:t>[Country]</w:t>
-          </w:r>
-        </w:p>
-      </w:docPartBody>
-    </w:docPart>
-    <w:docPart>
-      <w:docPartPr>
-        <w:name w:val="603EAA1BCFF5429D944ADA9757CE0A2E"/>
-        <w:category>
-          <w:name w:val="General"/>
-          <w:gallery w:val="placeholder"/>
-        </w:category>
-        <w:types>
-          <w:type w:val="bbPlcHdr"/>
-        </w:types>
-        <w:behaviors>
-          <w:behavior w:val="content"/>
-        </w:behaviors>
-        <w:guid w:val="{1BBDDDB2-4664-4AA2-9734-1C67E975A041}"/>
-      </w:docPartPr>
-      <w:docPartBody>
-        <w:p>
-          <w:pPr>
-            <w:pStyle w:val="603EAA1BCFF5429D944ADA9757CE0A2E"/>
-          </w:pPr>
-          <w:r>
-            <w:t>[Country]</w:t>
-          </w:r>
-        </w:p>
-      </w:docPartBody>
-    </w:docPart>
-    <w:docPart>
-      <w:docPartPr>
-        <w:name w:val="596D86CC3F4043BCB763D76DB4FA2310"/>
-        <w:category>
-          <w:name w:val="General"/>
-          <w:gallery w:val="placeholder"/>
-        </w:category>
-        <w:types>
-          <w:type w:val="bbPlcHdr"/>
-        </w:types>
-        <w:behaviors>
-          <w:behavior w:val="content"/>
-        </w:behaviors>
-        <w:guid w:val="{1E0915DC-9C96-4490-9C39-CDDF05BEB3FA}"/>
-      </w:docPartPr>
-      <w:docPartBody>
-        <w:p>
-          <w:r>
-            <w:t>[Company Name]</w:t>
-          </w:r>
-        </w:p>
-      </w:docPartBody>
-    </w:docPart>
-    <w:docPart>
-      <w:docPartPr>
-        <w:name w:val="446189CF0B9942948BACD1C610C9C585"/>
-        <w:category>
-          <w:name w:val="General"/>
-          <w:gallery w:val="placeholder"/>
-        </w:category>
-        <w:types>
-          <w:type w:val="bbPlcHdr"/>
-        </w:types>
-        <w:behaviors>
-          <w:behavior w:val="content"/>
-        </w:behaviors>
-        <w:guid w:val="{5DB10B4D-8F05-47A2-8429-9C1A43215A9F}"/>
-      </w:docPartPr>
-      <w:docPartBody>
-        <w:p>
-          <w:r>
-            <w:t>[Company Address]</w:t>
-          </w:r>
-        </w:p>
-      </w:docPartBody>
-    </w:docPart>
-    <w:docPart>
-      <w:docPartPr>
-        <w:name w:val="A728877EC3414FBBAB244FB8674EE72C"/>
-        <w:category>
-          <w:name w:val="General"/>
-          <w:gallery w:val="placeholder"/>
-        </w:category>
-        <w:types>
-          <w:type w:val="bbPlcHdr"/>
-        </w:types>
-        <w:behaviors>
-          <w:behavior w:val="content"/>
-        </w:behaviors>
-        <w:guid w:val="{007216BA-76A5-4044-ACED-AE293055D812}"/>
-      </w:docPartPr>
-      <w:docPartBody>
-        <w:p>
-          <w:r>
-            <w:t>[City, ST  Postal Code]</w:t>
-          </w:r>
-        </w:p>
-      </w:docPartBody>
-    </w:docPart>
-    <w:docPart>
-      <w:docPartPr>
-        <w:name w:val="E677407E72EA4B6983D1B6787BA35895"/>
-        <w:category>
-          <w:name w:val="General"/>
-          <w:gallery w:val="placeholder"/>
-        </w:category>
-        <w:types>
-          <w:type w:val="bbPlcHdr"/>
-        </w:types>
-        <w:behaviors>
-          <w:behavior w:val="content"/>
-        </w:behaviors>
-        <w:guid w:val="{1B6752C7-0E3B-4CFF-858C-5EC6BCD2C9B5}"/>
-      </w:docPartPr>
-      <w:docPartBody>
-        <w:p>
-          <w:r>
-            <w:t>[Recipient Name]</w:t>
-          </w:r>
-        </w:p>
-      </w:docPartBody>
-    </w:docPart>
-    <w:docPart>
-      <w:docPartPr>
-        <w:name w:val="69DBA4ACEF524E86AABB56F8BAF1838A"/>
-        <w:category>
-          <w:name w:val="General"/>
-          <w:gallery w:val="placeholder"/>
-        </w:category>
-        <w:types>
-          <w:type w:val="bbPlcHdr"/>
-        </w:types>
-        <w:behaviors>
-          <w:behavior w:val="content"/>
-        </w:behaviors>
-        <w:guid w:val="{34AEF5CA-08C5-4CA3-9296-A88AB2C76B03}"/>
-      </w:docPartPr>
-      <w:docPartBody>
-        <w:p>
-          <w:r>
-            <w:t>[Recipient Company]</w:t>
-          </w:r>
-        </w:p>
-      </w:docPartBody>
-    </w:docPart>
-    <w:docPart>
-      <w:docPartPr>
-        <w:name w:val="7E1E6B7298EA4C94A46AF478F47F3D1C"/>
-        <w:category>
-          <w:name w:val="General"/>
-          <w:gallery w:val="placeholder"/>
-        </w:category>
-        <w:types>
-          <w:type w:val="bbPlcHdr"/>
-        </w:types>
-        <w:behaviors>
-          <w:behavior w:val="content"/>
-        </w:behaviors>
-        <w:guid w:val="{B771A0CA-0240-4AEC-A37F-10BED228C696}"/>
-      </w:docPartPr>
-      <w:docPartBody>
-        <w:p>
-          <w:r>
-            <w:t>[Address]</w:t>
-          </w:r>
-        </w:p>
-      </w:docPartBody>
-    </w:docPart>
-    <w:docPart>
-      <w:docPartPr>
-        <w:name w:val="8F43FD6EE1194DF78BAD82A4F81BC50E"/>
-        <w:category>
-          <w:name w:val="General"/>
-          <w:gallery w:val="placeholder"/>
-        </w:category>
-        <w:types>
-          <w:type w:val="bbPlcHdr"/>
-        </w:types>
-        <w:behaviors>
-          <w:behavior w:val="content"/>
-        </w:behaviors>
-        <w:guid w:val="{A817A42C-BE33-4059-8121-947CE59C7FE0}"/>
-      </w:docPartPr>
-      <w:docPartBody>
-        <w:p>
-          <w:r>
-            <w:t>[City, ST  Postal Code]</w:t>
-          </w:r>
-        </w:p>
-      </w:docPartBody>
-    </w:docPart>
-    <w:docPart>
-      <w:docPartPr>
-        <w:name w:val="2B197C5154B847F39E6C36A3377310CF"/>
-        <w:category>
-          <w:name w:val="General"/>
-          <w:gallery w:val="placeholder"/>
-        </w:category>
-        <w:types>
-          <w:type w:val="bbPlcHdr"/>
-        </w:types>
-        <w:behaviors>
-          <w:behavior w:val="content"/>
-        </w:behaviors>
-        <w:guid w:val="{E5FB1574-3BEA-4B0B-BDC6-EC086100D626}"/>
-      </w:docPartPr>
-      <w:docPartBody>
-        <w:p>
-          <w:r>
-            <w:t>[Country]</w:t>
-          </w:r>
-        </w:p>
-      </w:docPartBody>
-    </w:docPart>
-  </w:docParts>
-</w:glossaryDocument>
-</file>
-
-<file path=word/glossary/fontTable.xml><?xml version="1.0" encoding="utf-8"?>
-<w:fonts xmlns:mc="http://schemas.openxmlformats.org/markup-compatibility/2006" xmlns:r="http://schemas.openxmlformats.org/officeDocument/2006/relationships" xmlns:w="http://schemas.openxmlformats.org/wordprocessingml/2006/main" xmlns:w14="http://schemas.microsoft.com/office/word/2010/wordml" xmlns:w15="http://schemas.microsoft.com/office/word/2012/wordml" xmlns:w16cex="http://schemas.microsoft.com/office/word/2018/wordml/cex" xmlns:w16cid="http://schemas.microsoft.com/office/word/2016/wordml/cid" xmlns:w16="http://schemas.microsoft.com/office/word/2018/wordml" xmlns:w16sdtdh="http://schemas.microsoft.com/office/word/2020/wordml/sdtdatahash" xmlns:w16se="http://schemas.microsoft.com/office/word/2015/wordml/symex" mc:Ignorable="w14 w15 w16se w16cid w16 w16cex w16sdtdh">
-  <w:font w:name="Calibri">
-    <w:panose1 w:val="020F0502020204030204"/>
-    <w:charset w:val="00"/>
-    <w:family w:val="swiss"/>
-    <w:pitch w:val="variable"/>
-    <w:sig w:usb0="E4002EFF" w:usb1="C000247B" w:usb2="00000009" w:usb3="00000000" w:csb0="000001FF" w:csb1="00000000"/>
-  </w:font>
-  <w:font w:name="Times New Roman">
-    <w:panose1 w:val="02020603050405020304"/>
-    <w:charset w:val="00"/>
-    <w:family w:val="roman"/>
-    <w:pitch w:val="variable"/>
-    <w:sig w:usb0="E0002EFF" w:usb1="C000785B" w:usb2="00000009" w:usb3="00000000" w:csb0="000001FF" w:csb1="00000000"/>
-  </w:font>
-  <w:font w:name="Segoe UI">
-    <w:panose1 w:val="020B0502040204020203"/>
-    <w:charset w:val="00"/>
-    <w:family w:val="swiss"/>
-    <w:pitch w:val="variable"/>
-    <w:sig w:usb0="E4002EFF" w:usb1="C000E47F" w:usb2="00000009" w:usb3="00000000" w:csb0="000001FF" w:csb1="00000000"/>
-  </w:font>
-  <w:font w:name="Aptos">
-    <w:charset w:val="00"/>
-    <w:family w:val="swiss"/>
-    <w:pitch w:val="variable"/>
-    <w:sig w:usb0="20000287" w:usb1="00000003" w:usb2="00000000" w:usb3="00000000" w:csb0="0000019F" w:csb1="00000000"/>
-  </w:font>
-  <w:font w:name="Aptos Display">
-    <w:charset w:val="00"/>
-    <w:family w:val="swiss"/>
-    <w:pitch w:val="variable"/>
-    <w:sig w:usb0="20000287" w:usb1="00000003" w:usb2="00000000" w:usb3="00000000" w:csb0="0000019F" w:csb1="00000000"/>
-  </w:font>
-</w:fonts>
-</file>
-
-<file path=word/glossary/settings2.xml><?xml version="1.0" encoding="utf-8"?>
-<w:settings xmlns:mc="http://schemas.openxmlformats.org/markup-compatibility/2006" xmlns:o="urn:schemas-microsoft-com:office:office" xmlns:r="http://schemas.openxmlformats.org/officeDocument/2006/relationships" xmlns:m="http://schemas.openxmlformats.org/officeDocument/2006/math" xmlns:v="urn:schemas-microsoft-com:vml" xmlns:w10="urn:schemas-microsoft-com:office:word" xmlns:w="http://schemas.openxmlformats.org/wordprocessingml/2006/main" xmlns:w14="http://schemas.microsoft.com/office/word/2010/wordml" xmlns:w15="http://schemas.microsoft.com/office/word/2012/wordml" xmlns:w16cex="http://schemas.microsoft.com/office/word/2018/wordml/cex" xmlns:w16cid="http://schemas.microsoft.com/office/word/2016/wordml/cid" xmlns:w16="http://schemas.microsoft.com/office/word/2018/wordml" xmlns:w16sdtdh="http://schemas.microsoft.com/office/word/2020/wordml/sdtdatahash" xmlns:w16se="http://schemas.microsoft.com/office/word/2015/wordml/symex" xmlns:sl="http://schemas.openxmlformats.org/schemaLibrary/2006/main" mc:Ignorable="w14 w15 w16se w16cid w16 w16cex w16sdtdh">
-  <w:view w:val="normal"/>
-  <w:defaultTabStop w:val="720"/>
-  <w:characterSpacingControl w:val="doNotCompress"/>
-  <w:compat>
-    <w:useFELayout/>
-    <w:compatSetting w:name="compatibilityMode" w:uri="http://schemas.microsoft.com/office/word" w:val="15"/>
-    <w:compatSetting w:name="overrideTableStyleFontSizeAndJustification" w:uri="http://schemas.microsoft.com/office/word" w:val="1"/>
-    <w:compatSetting w:name="enableOpenTypeFeatures" w:uri="http://schemas.microsoft.com/office/word" w:val="1"/>
-    <w:compatSetting w:name="doNotFlipMirrorIndents" w:uri="http://schemas.microsoft.com/office/word" w:val="1"/>
-    <w:compatSetting w:name="differentiateMultirowTableHeaders" w:uri="http://schemas.microsoft.com/office/word" w:val="1"/>
-    <w:compatSetting w:name="useWord2013TrackBottomHyphenation" w:uri="http://schemas.microsoft.com/office/word" w:val="1"/>
-  </w:compat>
-  <w:rsids>
-    <w:rsidRoot w:val="00376976"/>
-    <w:rsid w:val="0004699E"/>
-    <w:rsid w:val="00084A24"/>
-    <w:rsid w:val="00230842"/>
-    <w:rsid w:val="002A53E3"/>
-    <w:rsid w:val="00320F01"/>
-    <w:rsid w:val="00376976"/>
-    <w:rsid w:val="00456444"/>
-    <w:rsid w:val="004A637C"/>
-    <w:rsid w:val="00641ACC"/>
-    <w:rsid w:val="00672B7B"/>
-    <w:rsid w:val="00726F45"/>
-    <w:rsid w:val="00737442"/>
-    <w:rsid w:val="007C1833"/>
-    <w:rsid w:val="007C34D1"/>
-    <w:rsid w:val="008A7523"/>
-    <w:rsid w:val="008C2C57"/>
-    <w:rsid w:val="0095673B"/>
-    <w:rsid w:val="00981ED4"/>
-    <w:rsid w:val="00A8006B"/>
-    <w:rsid w:val="00A81AAD"/>
-    <w:rsid w:val="00AA6E63"/>
-    <w:rsid w:val="00AC2BD4"/>
-    <w:rsid w:val="00AD7FB2"/>
-    <w:rsid w:val="00B0497E"/>
-    <w:rsid w:val="00BB7BF3"/>
-    <w:rsid w:val="00C3111E"/>
-    <w:rsid w:val="00DD01BC"/>
-    <w:rsid w:val="00DD7151"/>
-    <w:rsid w:val="00E70699"/>
-  </w:rsids>
-  <m:mathPr>
-    <m:mathFont m:val="Cambria Math"/>
-    <m:brkBin m:val="before"/>
-    <m:brkBinSub m:val="--"/>
-    <m:smallFrac m:val="0"/>
-    <m:dispDef/>
-    <m:lMargin m:val="0"/>
-    <m:rMargin m:val="0"/>
-    <m:defJc m:val="centerGroup"/>
-    <m:wrapIndent m:val="1440"/>
-    <m:intLim m:val="subSup"/>
-    <m:naryLim m:val="undOvr"/>
-  </m:mathPr>
-  <w:themeFontLang w:val="en-US"/>
-  <w:clrSchemeMapping w:bg1="light1" w:t1="dark1" w:bg2="light2" w:t2="dark2" w:accent1="accent1" w:accent2="accent2" w:accent3="accent3" w:accent4="accent4" w:accent5="accent5" w:accent6="accent6" w:hyperlink="hyperlink" w:followedHyperlink="followedHyperlink"/>
-  <w:decimalSymbol w:val="."/>
-  <w:listSeparator w:val=","/>
-  <w15:chartTrackingRefBased/>
-</w:settings>
-</file>
-
-<file path=word/glossary/styles.xml><?xml version="1.0" encoding="utf-8"?>
-<w:styles xmlns:mc="http://schemas.openxmlformats.org/markup-compatibility/2006" xmlns:r="http://schemas.openxmlformats.org/officeDocument/2006/relationships" xmlns:w="http://schemas.openxmlformats.org/wordprocessingml/2006/main" xmlns:w14="http://schemas.microsoft.com/office/word/2010/wordml" xmlns:w15="http://schemas.microsoft.com/office/word/2012/wordml" xmlns:w16cex="http://schemas.microsoft.com/office/word/2018/wordml/cex" xmlns:w16cid="http://schemas.microsoft.com/office/word/2016/wordml/cid" xmlns:w16="http://schemas.microsoft.com/office/word/2018/wordml" xmlns:w16sdtdh="http://schemas.microsoft.com/office/word/2020/wordml/sdtdatahash" xmlns:w16se="http://schemas.microsoft.com/office/word/2015/wordml/symex" mc:Ignorable="w14 w15 w16se w16cid w16 w16cex w16sdtdh">
-  <w:docDefaults>
-    <w:rPrDefault>
-      <w:rPr>
-        <w:rFonts w:asciiTheme="minorHAnsi" w:eastAsiaTheme="minorEastAsia" w:hAnsiTheme="minorHAnsi" w:cstheme="minorBidi"/>
-        <w:kern w:val="2"/>
-        <w:sz w:val="22"/>
-        <w:szCs w:val="22"/>
-        <w:lang w:val="en-US" w:eastAsia="en-US" w:bidi="ar-SA"/>
-        <w14:ligatures w14:val="standard"/>
-      </w:rPr>
-    </w:rPrDefault>
-    <w:pPrDefault>
-      <w:pPr>
-        <w:spacing w:after="160" w:line="259" w:lineRule="auto"/>
-      </w:pPr>
-    </w:pPrDefault>
-  </w:docDefaults>
-  <w:latentStyles w:defLockedState="0" w:defUIPriority="99" w:defSemiHidden="0" w:defUnhideWhenUsed="0" w:defQFormat="0" w:count="376">
-    <w:lsdException w:name="Normal" w:uiPriority="0" w:qFormat="1"/>
-    <w:lsdException w:name="heading 1" w:uiPriority="9" w:qFormat="1"/>
-    <w:lsdException w:name="heading 2" w:semiHidden="1" w:uiPriority="9" w:unhideWhenUsed="1" w:qFormat="1"/>
-    <w:lsdException w:name="heading 3" w:semiHidden="1" w:uiPriority="9" w:unhideWhenUsed="1" w:qFormat="1"/>
-    <w:lsdException w:name="heading 4" w:semiHidden="1" w:uiPriority="9" w:unhideWhenUsed="1" w:qFormat="1"/>
-    <w:lsdException w:name="heading 5" w:semiHidden="1" w:uiPriority="9" w:unhideWhenUsed="1" w:qFormat="1"/>
-    <w:lsdException w:name="heading 6" w:semiHidden="1" w:uiPriority="9" w:unhideWhenUsed="1" w:qFormat="1"/>
-    <w:lsdException w:name="heading 7" w:semiHidden="1" w:uiPriority="9" w:unhideWhenUsed="1" w:qFormat="1"/>
-    <w:lsdException w:name="heading 8" w:semiHidden="1" w:uiPriority="9" w:unhideWhenUsed="1" w:qFormat="1"/>
-    <w:lsdException w:name="heading 9" w:semiHidden="1" w:uiPriority="9" w:unhideWhenUsed="1" w:qFormat="1"/>
-    <w:lsdException w:name="index 1" w:semiHidden="1" w:unhideWhenUsed="1"/>
-    <w:lsdException w:name="index 2" w:semiHidden="1" w:unhideWhenUsed="1"/>
-    <w:lsdException w:name="index 3" w:semiHidden="1" w:unhideWhenUsed="1"/>
-    <w:lsdException w:name="index 4" w:semiHidden="1" w:unhideWhenUsed="1"/>
-    <w:lsdException w:name="index 5" w:semiHidden="1" w:unhideWhenUsed="1"/>
-    <w:lsdException w:name="index 6" w:semiHidden="1" w:unhideWhenUsed="1"/>
-    <w:lsdException w:name="index 7" w:semiHidden="1" w:unhideWhenUsed="1"/>
-    <w:lsdException w:name="index 8" w:semiHidden="1" w:unhideWhenUsed="1"/>
-    <w:lsdException w:name="index 9" w:semiHidden="1" w:unhideWhenUsed="1"/>
-    <w:lsdException w:name="toc 1" w:semiHidden="1" w:uiPriority="39" w:unhideWhenUsed="1"/>
-    <w:lsdException w:name="toc 2" w:semiHidden="1" w:uiPriority="39" w:unhideWhenUsed="1"/>
-    <w:lsdException w:name="toc 3" w:semiHidden="1" w:uiPriority="39" w:unhideWhenUsed="1"/>
-    <w:lsdException w:name="toc 4" w:semiHidden="1" w:uiPriority="39" w:unhideWhenUsed="1"/>
-    <w:lsdException w:name="toc 5" w:semiHidden="1" w:uiPriority="39" w:unhideWhenUsed="1"/>
-    <w:lsdException w:name="toc 6" w:semiHidden="1" w:uiPriority="39" w:unhideWhenUsed="1"/>
-    <w:lsdException w:name="toc 7" w:semiHidden="1" w:uiPriority="39" w:unhideWhenUsed="1"/>
-    <w:lsdException w:name="toc 8" w:semiHidden="1" w:uiPriority="39" w:unhideWhenUsed="1"/>
-    <w:lsdException w:name="toc 9" w:semiHidden="1" w:uiPriority="39" w:unhideWhenUsed="1"/>
-    <w:lsdException w:name="Normal Indent" w:semiHidden="1" w:unhideWhenUsed="1"/>
-    <w:lsdException w:name="footnote text" w:semiHidden="1" w:unhideWhenUsed="1"/>
-    <w:lsdException w:name="annotation text" w:semiHidden="1" w:unhideWhenUsed="1"/>
-    <w:lsdException w:name="header" w:semiHidden="1" w:unhideWhenUsed="1"/>
-    <w:lsdException w:name="footer" w:semiHidden="1" w:unhideWhenUsed="1"/>
-    <w:lsdException w:name="index heading" w:semiHidden="1" w:unhideWhenUsed="1"/>
-    <w:lsdException w:name="caption" w:semiHidden="1" w:uiPriority="35" w:unhideWhenUsed="1" w:qFormat="1"/>
-    <w:lsdException w:name="table of figures" w:semiHidden="1" w:unhideWhenUsed="1"/>
-    <w:lsdException w:name="envelope address" w:semiHidden="1" w:unhideWhenUsed="1"/>
-    <w:lsdException w:name="envelope return" w:semiHidden="1" w:unhideWhenUsed="1"/>
-    <w:lsdException w:name="footnote reference" w:semiHidden="1" w:unhideWhenUsed="1"/>
-    <w:lsdException w:name="annotation reference" w:semiHidden="1" w:unhideWhenUsed="1"/>
-    <w:lsdException w:name="line number" w:semiHidden="1" w:unhideWhenUsed="1"/>
-    <w:lsdException w:name="page number" w:semiHidden="1" w:unhideWhenUsed="1"/>
-    <w:lsdException w:name="endnote reference" w:semiHidden="1" w:unhideWhenUsed="1"/>
-    <w:lsdException w:name="endnote text" w:semiHidden="1" w:unhideWhenUsed="1"/>
-    <w:lsdException w:name="table of authorities" w:semiHidden="1" w:unhideWhenUsed="1"/>
-    <w:lsdException w:name="macro" w:semiHidden="1" w:unhideWhenUsed="1"/>
-    <w:lsdException w:name="toa heading" w:semiHidden="1" w:unhideWhenUsed="1"/>
-    <w:lsdException w:name="List" w:semiHidden="1" w:unhideWhenUsed="1"/>
-    <w:lsdException w:name="List Bullet" w:semiHidden="1" w:unhideWhenUsed="1"/>
-    <w:lsdException w:name="List Number" w:semiHidden="1" w:unhideWhenUsed="1"/>
-    <w:lsdException w:name="List 2" w:semiHidden="1" w:unhideWhenUsed="1"/>
-    <w:lsdException w:name="List 3" w:semiHidden="1" w:unhideWhenUsed="1"/>
-    <w:lsdException w:name="List 4" w:semiHidden="1" w:unhideWhenUsed="1"/>
-    <w:lsdException w:name="List 5" w:semiHidden="1" w:unhideWhenUsed="1"/>
-    <w:lsdException w:name="List Bullet 2" w:semiHidden="1" w:unhideWhenUsed="1"/>
-    <w:lsdException w:name="List Bullet 3" w:semiHidden="1" w:unhideWhenUsed="1"/>
-    <w:lsdException w:name="List Bullet 4" w:semiHidden="1" w:unhideWhenUsed="1"/>
-    <w:lsdException w:name="List Bullet 5" w:semiHidden="1" w:unhideWhenUsed="1"/>
-    <w:lsdException w:name="List Number 2" w:semiHidden="1" w:unhideWhenUsed="1"/>
-    <w:lsdException w:name="List Number 3" w:semiHidden="1" w:unhideWhenUsed="1"/>
-    <w:lsdException w:name="List Number 4" w:semiHidden="1" w:unhideWhenUsed="1"/>
-    <w:lsdException w:name="List Number 5" w:semiHidden="1" w:unhideWhenUsed="1"/>
-    <w:lsdException w:name="Title" w:uiPriority="10" w:qFormat="1"/>
-    <w:lsdException w:name="Closing" w:semiHidden="1" w:unhideWhenUsed="1"/>
-    <w:lsdException w:name="Signature" w:semiHidden="1" w:unhideWhenUsed="1"/>
-    <w:lsdException w:name="Default Paragraph Font" w:semiHidden="1" w:uiPriority="1" w:unhideWhenUsed="1"/>
-    <w:lsdException w:name="Body Text" w:semiHidden="1" w:unhideWhenUsed="1"/>
-    <w:lsdException w:name="Body Text Indent" w:semiHidden="1" w:unhideWhenUsed="1"/>
-    <w:lsdException w:name="List Continue" w:semiHidden="1" w:unhideWhenUsed="1"/>
-    <w:lsdException w:name="List Continue 2" w:semiHidden="1" w:unhideWhenUsed="1"/>
-    <w:lsdException w:name="List Continue 3" w:semiHidden="1" w:unhideWhenUsed="1"/>
-    <w:lsdException w:name="List Continue 4" w:semiHidden="1" w:unhideWhenUsed="1"/>
-    <w:lsdException w:name="List Continue 5" w:semiHidden="1" w:unhideWhenUsed="1"/>
-    <w:lsdException w:name="Message Header" w:semiHidden="1" w:unhideWhenUsed="1"/>
-    <w:lsdException w:name="Subtitle" w:uiPriority="11" w:qFormat="1"/>
-    <w:lsdException w:name="Salutation" w:semiHidden="1" w:unhideWhenUsed="1"/>
-    <w:lsdException w:name="Date" w:semiHidden="1" w:unhideWhenUsed="1"/>
-    <w:lsdException w:name="Body Text First Indent" w:semiHidden="1" w:unhideWhenUsed="1"/>
-    <w:lsdException w:name="Body Text First Indent 2" w:semiHidden="1" w:unhideWhenUsed="1"/>
-    <w:lsdException w:name="Note Heading" w:semiHidden="1" w:unhideWhenUsed="1"/>
-    <w:lsdException w:name="Body Text 2" w:semiHidden="1" w:unhideWhenUsed="1"/>
-    <w:lsdException w:name="Body Text 3" w:semiHidden="1" w:unhideWhenUsed="1"/>
-    <w:lsdException w:name="Body Text Indent 2" w:semiHidden="1" w:unhideWhenUsed="1"/>
-    <w:lsdException w:name="Body Text Indent 3" w:semiHidden="1" w:unhideWhenUsed="1"/>
-    <w:lsdException w:name="Block Text" w:semiHidden="1" w:unhideWhenUsed="1"/>
-    <w:lsdException w:name="Hyperlink" w:semiHidden="1" w:unhideWhenUsed="1"/>
-    <w:lsdException w:name="FollowedHyperlink" w:semiHidden="1" w:unhideWhenUsed="1"/>
-    <w:lsdException w:name="Strong" w:uiPriority="22" w:qFormat="1"/>
-    <w:lsdException w:name="Emphasis" w:uiPriority="20" w:qFormat="1"/>
-    <w:lsdException w:name="Document Map" w:semiHidden="1" w:unhideWhenUsed="1"/>
-    <w:lsdException w:name="Plain Text" w:semiHidden="1" w:unhideWhenUsed="1"/>
-    <w:lsdException w:name="E-mail Signature" w:semiHidden="1" w:unhideWhenUsed="1"/>
-    <w:lsdException w:name="HTML Top of Form" w:semiHidden="1" w:unhideWhenUsed="1"/>
-    <w:lsdException w:name="HTML Bottom of Form" w:semiHidden="1" w:unhideWhenUsed="1"/>
-    <w:lsdException w:name="Normal (Web)" w:semiHidden="1" w:unhideWhenUsed="1"/>
-    <w:lsdException w:name="HTML Acronym" w:semiHidden="1" w:unhideWhenUsed="1"/>
-    <w:lsdException w:name="HTML Address" w:semiHidden="1" w:unhideWhenUsed="1"/>
-    <w:lsdException w:name="HTML Cite" w:semiHidden="1" w:unhideWhenUsed="1"/>
-    <w:lsdException w:name="HTML Code" w:semiHidden="1" w:unhideWhenUsed="1"/>
-    <w:lsdException w:name="HTML Definition" w:semiHidden="1" w:unhideWhenUsed="1"/>
-    <w:lsdException w:name="HTML Keyboard" w:semiHidden="1" w:unhideWhenUsed="1"/>
-    <w:lsdException w:name="HTML Preformatted" w:semiHidden="1" w:unhideWhenUsed="1"/>
-    <w:lsdException w:name="HTML Sample" w:semiHidden="1" w:unhideWhenUsed="1"/>
-    <w:lsdException w:name="HTML Typewriter" w:semiHidden="1" w:unhideWhenUsed="1"/>
-    <w:lsdException w:name="HTML Variable" w:semiHidden="1" w:unhideWhenUsed="1"/>
-    <w:lsdException w:name="Normal Table" w:semiHidden="1" w:unhideWhenUsed="1"/>
-    <w:lsdException w:name="annotation subject" w:semiHidden="1" w:unhideWhenUsed="1"/>
-    <w:lsdException w:name="No List" w:semiHidden="1" w:unhideWhenUsed="1"/>
-    <w:lsdException w:name="Outline List 1" w:semiHidden="1" w:unhideWhenUsed="1"/>
-    <w:lsdException w:name="Outline List 2" w:semiHidden="1" w:unhideWhenUsed="1"/>
-    <w:lsdException w:name="Outline List 3" w:semiHidden="1" w:unhideWhenUsed="1"/>
-    <w:lsdException w:name="Table Simple 1" w:semiHidden="1" w:unhideWhenUsed="1"/>
-    <w:lsdException w:name="Table Simple 2" w:semiHidden="1" w:unhideWhenUsed="1"/>
-    <w:lsdException w:name="Table Simple 3" w:semiHidden="1" w:unhideWhenUsed="1"/>
-    <w:lsdException w:name="Table Classic 1" w:semiHidden="1" w:unhideWhenUsed="1"/>
-    <w:lsdException w:name="Table Classic 2" w:semiHidden="1" w:unhideWhenUsed="1"/>
-    <w:lsdException w:name="Table Classic 3" w:semiHidden="1" w:unhideWhenUsed="1"/>
-    <w:lsdException w:name="Table Classic 4" w:semiHidden="1" w:unhideWhenUsed="1"/>
-    <w:lsdException w:name="Table Colorful 1" w:semiHidden="1" w:unhideWhenUsed="1"/>
-    <w:lsdException w:name="Table Colorful 2" w:semiHidden="1" w:unhideWhenUsed="1"/>
-    <w:lsdException w:name="Table Colorful 3" w:semiHidden="1" w:unhideWhenUsed="1"/>
-    <w:lsdException w:name="Table Columns 1" w:semiHidden="1" w:unhideWhenUsed="1"/>
-    <w:lsdException w:name="Table Columns 2" w:semiHidden="1" w:unhideWhenUsed="1"/>
-    <w:lsdException w:name="Table Columns 3" w:semiHidden="1" w:unhideWhenUsed="1"/>
-    <w:lsdException w:name="Table Columns 4" w:semiHidden="1" w:unhideWhenUsed="1"/>
-    <w:lsdException w:name="Table Columns 5" w:semiHidden="1" w:unhideWhenUsed="1"/>
-    <w:lsdException w:name="Table Grid 1" w:semiHidden="1" w:unhideWhenUsed="1"/>
-    <w:lsdException w:name="Table Grid 2" w:semiHidden="1" w:unhideWhenUsed="1"/>
-    <w:lsdException w:name="Table Grid 3" w:semiHidden="1" w:unhideWhenUsed="1"/>
-    <w:lsdException w:name="Table Grid 4" w:semiHidden="1" w:unhideWhenUsed="1"/>
-    <w:lsdException w:name="Table Grid 5" w:semiHidden="1" w:unhideWhenUsed="1"/>
-    <w:lsdException w:name="Table Grid 6" w:semiHidden="1" w:unhideWhenUsed="1"/>
-    <w:lsdException w:name="Table Grid 7" w:semiHidden="1" w:unhideWhenUsed="1"/>
-    <w:lsdException w:name="Table Grid 8" w:semiHidden="1" w:unhideWhenUsed="1"/>
-    <w:lsdException w:name="Table List 1" w:semiHidden="1" w:unhideWhenUsed="1"/>
-    <w:lsdException w:name="Table List 2" w:semiHidden="1" w:unhideWhenUsed="1"/>
-    <w:lsdException w:name="Table List 3" w:semiHidden="1" w:unhideWhenUsed="1"/>
-    <w:lsdException w:name="Table List 4" w:semiHidden="1" w:unhideWhenUsed="1"/>
-    <w:lsdException w:name="Table List 5" w:semiHidden="1" w:unhideWhenUsed="1"/>
-    <w:lsdException w:name="Table List 6" w:semiHidden="1" w:unhideWhenUsed="1"/>
-    <w:lsdException w:name="Table List 7" w:semiHidden="1" w:unhideWhenUsed="1"/>
-    <w:lsdException w:name="Table List 8" w:semiHidden="1" w:unhideWhenUsed="1"/>
-    <w:lsdException w:name="Table 3D effects 1" w:semiHidden="1" w:unhideWhenUsed="1"/>
-    <w:lsdException w:name="Table 3D effects 2" w:semiHidden="1" w:unhideWhenUsed="1"/>
-    <w:lsdException w:name="Table 3D effects 3" w:semiHidden="1" w:unhideWhenUsed="1"/>
-    <w:lsdException w:name="Table Contemporary" w:semiHidden="1" w:unhideWhenUsed="1"/>
-    <w:lsdException w:name="Table Elegant" w:semiHidden="1" w:unhideWhenUsed="1"/>
-    <w:lsdException w:name="Table Professional" w:semiHidden="1" w:unhideWhenUsed="1"/>
-    <w:lsdException w:name="Table Subtle 1" w:semiHidden="1" w:unhideWhenUsed="1"/>
-    <w:lsdException w:name="Table Subtle 2" w:semiHidden="1" w:unhideWhenUsed="1"/>
-    <w:lsdException w:name="Table Web 1" w:semiHidden="1" w:unhideWhenUsed="1"/>
-    <w:lsdException w:name="Table Web 2" w:semiHidden="1" w:unhideWhenUsed="1"/>
-    <w:lsdException w:name="Table Web 3" w:semiHidden="1" w:unhideWhenUsed="1"/>
-    <w:lsdException w:name="Balloon Text" w:semiHidden="1" w:unhideWhenUsed="1"/>
-    <w:lsdException w:name="Table Grid" w:uiPriority="39"/>
-    <w:lsdException w:name="Table Theme" w:semiHidden="1" w:unhideWhenUsed="1"/>
-    <w:lsdException w:name="Placeholder Text" w:semiHidden="1"/>
-    <w:lsdException w:name="No Spacing" w:uiPriority="1" w:qFormat="1"/>
-    <w:lsdException w:name="Light Shading" w:uiPriority="60"/>
-    <w:lsdException w:name="Light List" w:uiPriority="61"/>
-    <w:lsdException w:name="Light Grid" w:uiPriority="62"/>
-    <w:lsdException w:name="Medium Shading 1" w:uiPriority="63"/>
-    <w:lsdException w:name="Medium Shading 2" w:uiPriority="64"/>
-    <w:lsdException w:name="Medium List 1" w:uiPriority="65"/>
-    <w:lsdException w:name="Medium List 2" w:uiPriority="66"/>
-    <w:lsdException w:name="Medium Grid 1" w:uiPriority="67"/>
-    <w:lsdException w:name="Medium Grid 2" w:uiPriority="68"/>
-    <w:lsdException w:name="Medium Grid 3" w:uiPriority="69"/>
-    <w:lsdException w:name="Dark List" w:uiPriority="70"/>
-    <w:lsdException w:name="Colorful Shading" w:uiPriority="71"/>
-    <w:lsdException w:name="Colorful List" w:uiPriority="72"/>
-    <w:lsdException w:name="Colorful Grid" w:uiPriority="73"/>
-    <w:lsdException w:name="Light Shading Accent 1" w:uiPriority="60"/>
-    <w:lsdException w:name="Light List Accent 1" w:uiPriority="61"/>
-    <w:lsdException w:name="Light Grid Accent 1" w:uiPriority="62"/>
-    <w:lsdException w:name="Medium Shading 1 Accent 1" w:uiPriority="63"/>
-    <w:lsdException w:name="Medium Shading 2 Accent 1" w:uiPriority="64"/>
-    <w:lsdException w:name="Medium List 1 Accent 1" w:uiPriority="65"/>
-    <w:lsdException w:name="Revision" w:semiHidden="1"/>
-    <w:lsdException w:name="List Paragraph" w:uiPriority="34" w:qFormat="1"/>
-    <w:lsdException w:name="Quote" w:uiPriority="29" w:qFormat="1"/>
-    <w:lsdException w:name="Intense Quote" w:uiPriority="30" w:qFormat="1"/>
-    <w:lsdException w:name="Medium List 2 Accent 1" w:uiPriority="66"/>
-    <w:lsdException w:name="Medium Grid 1 Accent 1" w:uiPriority="67"/>
-    <w:lsdException w:name="Medium Grid 2 Accent 1" w:uiPriority="68"/>
-    <w:lsdException w:name="Medium Grid 3 Accent 1" w:uiPriority="69"/>
-    <w:lsdException w:name="Dark List Accent 1" w:uiPriority="70"/>
-    <w:lsdException w:name="Colorful Shading Accent 1" w:uiPriority="71"/>
-    <w:lsdException w:name="Colorful List Accent 1" w:uiPriority="72"/>
-    <w:lsdException w:name="Colorful Grid Accent 1" w:uiPriority="73"/>
-    <w:lsdException w:name="Light Shading Accent 2" w:uiPriority="60"/>
-    <w:lsdException w:name="Light List Accent 2" w:uiPriority="61"/>
-    <w:lsdException w:name="Light Grid Accent 2" w:uiPriority="62"/>
-    <w:lsdException w:name="Medium Shading 1 Accent 2" w:uiPriority="63"/>
-    <w:lsdException w:name="Medium Shading 2 Accent 2" w:uiPriority="64"/>
-    <w:lsdException w:name="Medium List 1 Accent 2" w:uiPriority="65"/>
-    <w:lsdException w:name="Medium List 2 Accent 2" w:uiPriority="66"/>
-    <w:lsdException w:name="Medium Grid 1 Accent 2" w:uiPriority="67"/>
-    <w:lsdException w:name="Medium Grid 2 Accent 2" w:uiPriority="68"/>
-    <w:lsdException w:name="Medium Grid 3 Accent 2" w:uiPriority="69"/>
-    <w:lsdException w:name="Dark List Accent 2" w:uiPriority="70"/>
-    <w:lsdException w:name="Colorful Shading Accent 2" w:uiPriority="71"/>
-    <w:lsdException w:name="Colorful List Accent 2" w:uiPriority="72"/>
-    <w:lsdException w:name="Colorful Grid Accent 2" w:uiPriority="73"/>
-    <w:lsdException w:name="Light Shading Accent 3" w:uiPriority="60"/>
-    <w:lsdException w:name="Light List Accent 3" w:uiPriority="61"/>
-    <w:lsdException w:name="Light Grid Accent 3" w:uiPriority="62"/>
-    <w:lsdException w:name="Medium Shading 1 Accent 3" w:uiPriority="63"/>
-    <w:lsdException w:name="Medium Shading 2 Accent 3" w:uiPriority="64"/>
-    <w:lsdException w:name="Medium List 1 Accent 3" w:uiPriority="65"/>
-    <w:lsdException w:name="Medium List 2 Accent 3" w:uiPriority="66"/>
-    <w:lsdException w:name="Medium Grid 1 Accent 3" w:uiPriority="67"/>
-    <w:lsdException w:name="Medium Grid 2 Accent 3" w:uiPriority="68"/>
-    <w:lsdException w:name="Medium Grid 3 Accent 3" w:uiPriority="69"/>
-    <w:lsdException w:name="Dark List Accent 3" w:uiPriority="70"/>
-    <w:lsdException w:name="Colorful Shading Accent 3" w:uiPriority="71"/>
-    <w:lsdException w:name="Colorful List Accent 3" w:uiPriority="72"/>
-    <w:lsdException w:name="Colorful Grid Accent 3" w:uiPriority="73"/>
-    <w:lsdException w:name="Light Shading Accent 4" w:uiPriority="60"/>
-    <w:lsdException w:name="Light List Accent 4" w:uiPriority="61"/>
-    <w:lsdException w:name="Light Grid Accent 4" w:uiPriority="62"/>
-    <w:lsdException w:name="Medium Shading 1 Accent 4" w:uiPriority="63"/>
-    <w:lsdException w:name="Medium Shading 2 Accent 4" w:uiPriority="64"/>
-    <w:lsdException w:name="Medium List 1 Accent 4" w:uiPriority="65"/>
-    <w:lsdException w:name="Medium List 2 Accent 4" w:uiPriority="66"/>
-    <w:lsdException w:name="Medium Grid 1 Accent 4" w:uiPriority="67"/>
-    <w:lsdException w:name="Medium Grid 2 Accent 4" w:uiPriority="68"/>
-    <w:lsdException w:name="Medium Grid 3 Accent 4" w:uiPriority="69"/>
-    <w:lsdException w:name="Dark List Accent 4" w:uiPriority="70"/>
-    <w:lsdException w:name="Colorful Shading Accent 4" w:uiPriority="71"/>
-    <w:lsdException w:name="Colorful List Accent 4" w:uiPriority="72"/>
-    <w:lsdException w:name="Colorful Grid Accent 4" w:uiPriority="73"/>
-    <w:lsdException w:name="Light Shading Accent 5" w:uiPriority="60"/>
-    <w:lsdException w:name="Light List Accent 5" w:uiPriority="61"/>
-    <w:lsdException w:name="Light Grid Accent 5" w:uiPriority="62"/>
-    <w:lsdException w:name="Medium Shading 1 Accent 5" w:uiPriority="63"/>
-    <w:lsdException w:name="Medium Shading 2 Accent 5" w:uiPriority="64"/>
-    <w:lsdException w:name="Medium List 1 Accent 5" w:uiPriority="65"/>
-    <w:lsdException w:name="Medium List 2 Accent 5" w:uiPriority="66"/>
-    <w:lsdException w:name="Medium Grid 1 Accent 5" w:uiPriority="67"/>
-    <w:lsdException w:name="Medium Grid 2 Accent 5" w:uiPriority="68"/>
-    <w:lsdException w:name="Medium Grid 3 Accent 5" w:uiPriority="69"/>
-    <w:lsdException w:name="Dark List Accent 5" w:uiPriority="70"/>
-    <w:lsdException w:name="Colorful Shading Accent 5" w:uiPriority="71"/>
-    <w:lsdException w:name="Colorful List Accent 5" w:uiPriority="72"/>
-    <w:lsdException w:name="Colorful Grid Accent 5" w:uiPriority="73"/>
-    <w:lsdException w:name="Light Shading Accent 6" w:uiPriority="60"/>
-    <w:lsdException w:name="Light List Accent 6" w:uiPriority="61"/>
-    <w:lsdException w:name="Light Grid Accent 6" w:uiPriority="62"/>
-    <w:lsdException w:name="Medium Shading 1 Accent 6" w:uiPriority="63"/>
-    <w:lsdException w:name="Medium Shading 2 Accent 6" w:uiPriority="64"/>
-    <w:lsdException w:name="Medium List 1 Accent 6" w:uiPriority="65"/>
-    <w:lsdException w:name="Medium List 2 Accent 6" w:uiPriority="66"/>
-    <w:lsdException w:name="Medium Grid 1 Accent 6" w:uiPriority="67"/>
-    <w:lsdException w:name="Medium Grid 2 Accent 6" w:uiPriority="68"/>
-    <w:lsdException w:name="Medium Grid 3 Accent 6" w:uiPriority="69"/>
-    <w:lsdException w:name="Dark List Accent 6" w:uiPriority="70"/>
-    <w:lsdException w:name="Colorful Shading Accent 6" w:uiPriority="71"/>
-    <w:lsdException w:name="Colorful List Accent 6" w:uiPriority="72"/>
-    <w:lsdException w:name="Colorful Grid Accent 6" w:uiPriority="73"/>
-    <w:lsdException w:name="Subtle Emphasis" w:uiPriority="19" w:qFormat="1"/>
-    <w:lsdException w:name="Intense Emphasis" w:uiPriority="21" w:qFormat="1"/>
-    <w:lsdException w:name="Subtle Reference" w:uiPriority="31" w:qFormat="1"/>
-    <w:lsdException w:name="Intense Reference" w:uiPriority="32" w:qFormat="1"/>
-    <w:lsdException w:name="Book Title" w:uiPriority="33" w:qFormat="1"/>
-    <w:lsdException w:name="Bibliography" w:semiHidden="1" w:uiPriority="37" w:unhideWhenUsed="1"/>
-    <w:lsdException w:name="TOC Heading" w:semiHidden="1" w:uiPriority="39" w:unhideWhenUsed="1" w:qFormat="1"/>
-    <w:lsdException w:name="Plain Table 1" w:uiPriority="41"/>
-    <w:lsdException w:name="Plain Table 2" w:uiPriority="42"/>
-    <w:lsdException w:name="Plain Table 3" w:uiPriority="43"/>
-    <w:lsdException w:name="Plain Table 4" w:uiPriority="44"/>
-    <w:lsdException w:name="Plain Table 5" w:uiPriority="45"/>
-    <w:lsdException w:name="Grid Table Light" w:uiPriority="40"/>
-    <w:lsdException w:name="Grid Table 1 Light" w:uiPriority="46"/>
-    <w:lsdException w:name="Grid Table 2" w:uiPriority="47"/>
-    <w:lsdException w:name="Grid Table 3" w:uiPriority="48"/>
-    <w:lsdException w:name="Grid Table 4" w:uiPriority="49"/>
-    <w:lsdException w:name="Grid Table 5 Dark" w:uiPriority="50"/>
-    <w:lsdException w:name="Grid Table 6 Colorful" w:uiPriority="51"/>
-    <w:lsdException w:name="Grid Table 7 Colorful" w:uiPriority="52"/>
-    <w:lsdException w:name="Grid Table 1 Light Accent 1" w:uiPriority="46"/>
-    <w:lsdException w:name="Grid Table 2 Accent 1" w:uiPriority="47"/>
-    <w:lsdException w:name="Grid Table 3 Accent 1" w:uiPriority="48"/>
-    <w:lsdException w:name="Grid Table 4 Accent 1" w:uiPriority="49"/>
-    <w:lsdException w:name="Grid Table 5 Dark Accent 1" w:uiPriority="50"/>
-    <w:lsdException w:name="Grid Table 6 Colorful Accent 1" w:uiPriority="51"/>
-    <w:lsdException w:name="Grid Table 7 Colorful Accent 1" w:uiPriority="52"/>
-    <w:lsdException w:name="Grid Table 1 Light Accent 2" w:uiPriority="46"/>
-    <w:lsdException w:name="Grid Table 2 Accent 2" w:uiPriority="47"/>
-    <w:lsdException w:name="Grid Table 3 Accent 2" w:uiPriority="48"/>
-    <w:lsdException w:name="Grid Table 4 Accent 2" w:uiPriority="49"/>
-    <w:lsdException w:name="Grid Table 5 Dark Accent 2" w:uiPriority="50"/>
-    <w:lsdException w:name="Grid Table 6 Colorful Accent 2" w:uiPriority="51"/>
-    <w:lsdException w:name="Grid Table 7 Colorful Accent 2" w:uiPriority="52"/>
-    <w:lsdException w:name="Grid Table 1 Light Accent 3" w:uiPriority="46"/>
-    <w:lsdException w:name="Grid Table 2 Accent 3" w:uiPriority="47"/>
-    <w:lsdException w:name="Grid Table 3 Accent 3" w:uiPriority="48"/>
-    <w:lsdException w:name="Grid Table 4 Accent 3" w:uiPriority="49"/>
-    <w:lsdException w:name="Grid Table 5 Dark Accent 3" w:uiPriority="50"/>
-    <w:lsdException w:name="Grid Table 6 Colorful Accent 3" w:uiPriority="51"/>
-    <w:lsdException w:name="Grid Table 7 Colorful Accent 3" w:uiPriority="52"/>
-    <w:lsdException w:name="Grid Table 1 Light Accent 4" w:uiPriority="46"/>
-    <w:lsdException w:name="Grid Table 2 Accent 4" w:uiPriority="47"/>
-    <w:lsdException w:name="Grid Table 3 Accent 4" w:uiPriority="48"/>
-    <w:lsdException w:name="Grid Table 4 Accent 4" w:uiPriority="49"/>
-    <w:lsdException w:name="Grid Table 5 Dark Accent 4" w:uiPriority="50"/>
-    <w:lsdException w:name="Grid Table 6 Colorful Accent 4" w:uiPriority="51"/>
-    <w:lsdException w:name="Grid Table 7 Colorful Accent 4" w:uiPriority="52"/>
-    <w:lsdException w:name="Grid Table 1 Light Accent 5" w:uiPriority="46"/>
-    <w:lsdException w:name="Grid Table 2 Accent 5" w:uiPriority="47"/>
-    <w:lsdException w:name="Grid Table 3 Accent 5" w:uiPriority="48"/>
-    <w:lsdException w:name="Grid Table 4 Accent 5" w:uiPriority="49"/>
-    <w:lsdException w:name="Grid Table 5 Dark Accent 5" w:uiPriority="50"/>
-    <w:lsdException w:name="Grid Table 6 Colorful Accent 5" w:uiPriority="51"/>
-    <w:lsdException w:name="Grid Table 7 Colorful Accent 5" w:uiPriority="52"/>
-    <w:lsdException w:name="Grid Table 1 Light Accent 6" w:uiPriority="46"/>
-    <w:lsdException w:name="Grid Table 2 Accent 6" w:uiPriority="47"/>
-    <w:lsdException w:name="Grid Table 3 Accent 6" w:uiPriority="48"/>
-    <w:lsdException w:name="Grid Table 4 Accent 6" w:uiPriority="49"/>
-    <w:lsdException w:name="Grid Table 5 Dark Accent 6" w:uiPriority="50"/>
-    <w:lsdException w:name="Grid Table 6 Colorful Accent 6" w:uiPriority="51"/>
-    <w:lsdException w:name="Grid Table 7 Colorful Accent 6" w:uiPriority="52"/>
-    <w:lsdException w:name="List Table 1 Light" w:uiPriority="46"/>
-    <w:lsdException w:name="List Table 2" w:uiPriority="47"/>
-    <w:lsdException w:name="List Table 3" w:uiPriority="48"/>
-    <w:lsdException w:name="List Table 4" w:uiPriority="49"/>
-    <w:lsdException w:name="List Table 5 Dark" w:uiPriority="50"/>
-    <w:lsdException w:name="List Table 6 Colorful" w:uiPriority="51"/>
-    <w:lsdException w:name="List Table 7 Colorful" w:uiPriority="52"/>
-    <w:lsdException w:name="List Table 1 Light Accent 1" w:uiPriority="46"/>
-    <w:lsdException w:name="List Table 2 Accent 1" w:uiPriority="47"/>
-    <w:lsdException w:name="List Table 3 Accent 1" w:uiPriority="48"/>
-    <w:lsdException w:name="List Table 4 Accent 1" w:uiPriority="49"/>
-    <w:lsdException w:name="List Table 5 Dark Accent 1" w:uiPriority="50"/>
-    <w:lsdException w:name="List Table 6 Colorful Accent 1" w:uiPriority="51"/>
-    <w:lsdException w:name="List Table 7 Colorful Accent 1" w:uiPriority="52"/>
-    <w:lsdException w:name="List Table 1 Light Accent 2" w:uiPriority="46"/>
-    <w:lsdException w:name="List Table 2 Accent 2" w:uiPriority="47"/>
-    <w:lsdException w:name="List Table 3 Accent 2" w:uiPriority="48"/>
-    <w:lsdException w:name="List Table 4 Accent 2" w:uiPriority="49"/>
-    <w:lsdException w:name="List Table 5 Dark Accent 2" w:uiPriority="50"/>
-    <w:lsdException w:name="List Table 6 Colorful Accent 2" w:uiPriority="51"/>
-    <w:lsdException w:name="List Table 7 Colorful Accent 2" w:uiPriority="52"/>
-    <w:lsdException w:name="List Table 1 Light Accent 3" w:uiPriority="46"/>
-    <w:lsdException w:name="List Table 2 Accent 3" w:uiPriority="47"/>
-    <w:lsdException w:name="List Table 3 Accent 3" w:uiPriority="48"/>
-    <w:lsdException w:name="List Table 4 Accent 3" w:uiPriority="49"/>
-    <w:lsdException w:name="List Table 5 Dark Accent 3" w:uiPriority="50"/>
-    <w:lsdException w:name="List Table 6 Colorful Accent 3" w:uiPriority="51"/>
-    <w:lsdException w:name="List Table 7 Colorful Accent 3" w:uiPriority="52"/>
-    <w:lsdException w:name="List Table 1 Light Accent 4" w:uiPriority="46"/>
-    <w:lsdException w:name="List Table 2 Accent 4" w:uiPriority="47"/>
-    <w:lsdException w:name="List Table 3 Accent 4" w:uiPriority="48"/>
-    <w:lsdException w:name="List Table 4 Accent 4" w:uiPriority="49"/>
-    <w:lsdException w:name="List Table 5 Dark Accent 4" w:uiPriority="50"/>
-    <w:lsdException w:name="List Table 6 Colorful Accent 4" w:uiPriority="51"/>
-    <w:lsdException w:name="List Table 7 Colorful Accent 4" w:uiPriority="52"/>
-    <w:lsdException w:name="List Table 1 Light Accent 5" w:uiPriority="46"/>
-    <w:lsdException w:name="List Table 2 Accent 5" w:uiPriority="47"/>
-    <w:lsdException w:name="List Table 3 Accent 5" w:uiPriority="48"/>
-    <w:lsdException w:name="List Table 4 Accent 5" w:uiPriority="49"/>
-    <w:lsdException w:name="List Table 5 Dark Accent 5" w:uiPriority="50"/>
-    <w:lsdException w:name="List Table 6 Colorful Accent 5" w:uiPriority="51"/>
-    <w:lsdException w:name="List Table 7 Colorful Accent 5" w:uiPriority="52"/>
-    <w:lsdException w:name="List Table 1 Light Accent 6" w:uiPriority="46"/>
-    <w:lsdException w:name="List Table 2 Accent 6" w:uiPriority="47"/>
-    <w:lsdException w:name="List Table 3 Accent 6" w:uiPriority="48"/>
-    <w:lsdException w:name="List Table 4 Accent 6" w:uiPriority="49"/>
-    <w:lsdException w:name="List Table 5 Dark Accent 6" w:uiPriority="50"/>
-    <w:lsdException w:name="List Table 6 Colorful Accent 6" w:uiPriority="51"/>
-    <w:lsdException w:name="List Table 7 Colorful Accent 6" w:uiPriority="52"/>
-    <w:lsdException w:name="Mention" w:semiHidden="1" w:unhideWhenUsed="1"/>
-    <w:lsdException w:name="Smart Hyperlink" w:semiHidden="1" w:unhideWhenUsed="1"/>
-    <w:lsdException w:name="Hashtag" w:semiHidden="1" w:unhideWhenUsed="1"/>
-    <w:lsdException w:name="Unresolved Mention" w:semiHidden="1" w:unhideWhenUsed="1"/>
-    <w:lsdException w:name="Smart Link" w:semiHidden="1" w:unhideWhenUsed="1"/>
-  </w:latentStyles>
-  <w:style w:type="paragraph" w:default="1" w:styleId="Normal">
-    <w:name w:val="Normal"/>
-    <w:qFormat/>
-    <w:rPr>
-      <w:rFonts w:cs="Times New Roman"/>
-      <w:sz w:val="3276"/>
-    </w:rPr>
-  </w:style>
-  <w:style w:type="character" w:default="1" w:styleId="DefaultParagraphFont">
-    <w:name w:val="Default Paragraph Font"/>
-    <w:uiPriority w:val="1"/>
-    <w:semiHidden/>
-    <w:unhideWhenUsed/>
-  </w:style>
-  <w:style w:type="table" w:default="1" w:styleId="TableNormal">
-    <w:name w:val="Normal Table"/>
-    <w:uiPriority w:val="99"/>
-    <w:semiHidden/>
-    <w:unhideWhenUsed/>
-    <w:tblPr>
-      <w:tblInd w:w="0" w:type="dxa"/>
-      <w:tblCellMar>
-        <w:top w:w="0" w:type="dxa"/>
-        <w:left w:w="108" w:type="dxa"/>
-        <w:bottom w:w="0" w:type="dxa"/>
-        <w:right w:w="108" w:type="dxa"/>
-      </w:tblCellMar>
-    </w:tblPr>
-  </w:style>
-  <w:style w:type="numbering" w:default="1" w:styleId="NoList">
-    <w:name w:val="No List"/>
-    <w:uiPriority w:val="99"/>
-    <w:semiHidden/>
-    <w:unhideWhenUsed/>
-  </w:style>
-  <w:style w:type="character" w:styleId="PlaceholderText">
-    <w:name w:val="Placeholder Text"/>
-    <w:basedOn w:val="DefaultParagraphFont"/>
-    <w:uiPriority w:val="99"/>
-    <w:semiHidden/>
-    <w:rsid w:val="0095673B"/>
-    <w:rPr>
-      <w:color w:val="808080"/>
-    </w:rPr>
-  </w:style>
-  <w:style w:type="paragraph" w:customStyle="1" w:styleId="FDFC5A6A551A466CA56296C4CBD9438C">
-    <w:name w:val="FDFC5A6A551A466CA56296C4CBD9438C"/>
-    <w:rsid w:val="00A8006B"/>
-    <w:rPr>
-      <w:kern w:val="0"/>
-      <w:lang w:val="en-AU" w:eastAsia="en-AU"/>
-      <w14:ligatures w14:val="none"/>
-    </w:rPr>
-  </w:style>
-  <w:style w:type="paragraph" w:customStyle="1" w:styleId="D63526BF4F7147E19A2D11F81541480F">
-    <w:name w:val="D63526BF4F7147E19A2D11F81541480F"/>
-    <w:rsid w:val="00A8006B"/>
-    <w:rPr>
-      <w:kern w:val="0"/>
-      <w:lang w:val="en-AU" w:eastAsia="en-AU"/>
-      <w14:ligatures w14:val="none"/>
-    </w:rPr>
-  </w:style>
-  <w:style w:type="paragraph" w:customStyle="1" w:styleId="F8A0964C1EF8406CA85D010A5769C568">
-    <w:name w:val="F8A0964C1EF8406CA85D010A5769C568"/>
-    <w:rsid w:val="00A8006B"/>
-    <w:rPr>
-      <w:kern w:val="0"/>
-      <w:lang w:val="en-AU" w:eastAsia="en-AU"/>
-      <w14:ligatures w14:val="none"/>
-    </w:rPr>
-  </w:style>
-  <w:style w:type="paragraph" w:customStyle="1" w:styleId="BE1AE3C3A0514060A0CEB0F0CCC42339">
-    <w:name w:val="BE1AE3C3A0514060A0CEB0F0CCC42339"/>
-    <w:rsid w:val="00A8006B"/>
-    <w:rPr>
-      <w:kern w:val="0"/>
-      <w:lang w:val="en-AU" w:eastAsia="en-AU"/>
-      <w14:ligatures w14:val="none"/>
-    </w:rPr>
-  </w:style>
-  <w:style w:type="paragraph" w:customStyle="1" w:styleId="8A416C9C3EE54634927AB2926516F6A2">
-    <w:name w:val="8A416C9C3EE54634927AB2926516F6A2"/>
-    <w:rsid w:val="00A8006B"/>
-    <w:rPr>
-      <w:kern w:val="0"/>
-      <w:lang w:val="en-AU" w:eastAsia="en-AU"/>
-      <w14:ligatures w14:val="none"/>
-    </w:rPr>
-  </w:style>
-  <w:style w:type="paragraph" w:customStyle="1" w:styleId="256DE25F6323477699E8C1338A487FA5">
-    <w:name w:val="256DE25F6323477699E8C1338A487FA5"/>
-    <w:rsid w:val="00A8006B"/>
-    <w:rPr>
-      <w:kern w:val="0"/>
-      <w:lang w:val="en-AU" w:eastAsia="en-AU"/>
-      <w14:ligatures w14:val="none"/>
-    </w:rPr>
-  </w:style>
-  <w:style w:type="paragraph" w:customStyle="1" w:styleId="E9090E56DF0F4DC382D17AAD2C8EAB61">
-    <w:name w:val="E9090E56DF0F4DC382D17AAD2C8EAB61"/>
-    <w:rsid w:val="00A8006B"/>
-    <w:rPr>
-      <w:kern w:val="0"/>
-      <w:lang w:val="en-AU" w:eastAsia="en-AU"/>
-      <w14:ligatures w14:val="none"/>
-    </w:rPr>
-  </w:style>
-  <w:style w:type="paragraph" w:customStyle="1" w:styleId="71C05122F58C422197E83414CFD18AE6">
-    <w:name w:val="71C05122F58C422197E83414CFD18AE6"/>
-    <w:rsid w:val="00A8006B"/>
-    <w:rPr>
-      <w:kern w:val="0"/>
-      <w:lang w:val="en-AU" w:eastAsia="en-AU"/>
-      <w14:ligatures w14:val="none"/>
-    </w:rPr>
-  </w:style>
-  <w:style w:type="paragraph" w:customStyle="1" w:styleId="60663A91704A4EA384F13FCD05ADDE8B">
-    <w:name w:val="60663A91704A4EA384F13FCD05ADDE8B"/>
-    <w:rsid w:val="00A8006B"/>
-    <w:rPr>
-      <w:kern w:val="0"/>
-      <w:lang w:val="en-AU" w:eastAsia="en-AU"/>
-      <w14:ligatures w14:val="none"/>
-    </w:rPr>
-  </w:style>
-  <w:style w:type="paragraph" w:customStyle="1" w:styleId="6A3E4C55C166480DA8991844FA8F30A0">
-    <w:name w:val="6A3E4C55C166480DA8991844FA8F30A0"/>
-    <w:rsid w:val="00A8006B"/>
-    <w:rPr>
-      <w:kern w:val="0"/>
-      <w:lang w:val="en-AU" w:eastAsia="en-AU"/>
-      <w14:ligatures w14:val="none"/>
-    </w:rPr>
-  </w:style>
-  <w:style w:type="paragraph" w:customStyle="1" w:styleId="DBCCD6C6F8D248639F85EA23AAF6B1D6">
-    <w:name w:val="DBCCD6C6F8D248639F85EA23AAF6B1D6"/>
-    <w:rsid w:val="00A8006B"/>
-    <w:rPr>
-      <w:kern w:val="0"/>
-      <w:lang w:val="en-AU" w:eastAsia="en-AU"/>
-      <w14:ligatures w14:val="none"/>
-    </w:rPr>
-  </w:style>
-  <w:style w:type="paragraph" w:customStyle="1" w:styleId="ED6FB05571CA480F864FAE85D3FD6435">
-    <w:name w:val="ED6FB05571CA480F864FAE85D3FD6435"/>
-    <w:rsid w:val="00A8006B"/>
-    <w:rPr>
-      <w:kern w:val="0"/>
-      <w:lang w:val="en-AU" w:eastAsia="en-AU"/>
-      <w14:ligatures w14:val="none"/>
-    </w:rPr>
-  </w:style>
-  <w:style w:type="paragraph" w:customStyle="1" w:styleId="0A7ECF274FFE4045AB9F609C1CC5AF3B">
-    <w:name w:val="0A7ECF274FFE4045AB9F609C1CC5AF3B"/>
-    <w:rsid w:val="00A8006B"/>
-    <w:rPr>
-      <w:kern w:val="0"/>
-      <w:lang w:val="en-AU" w:eastAsia="en-AU"/>
-      <w14:ligatures w14:val="none"/>
-    </w:rPr>
-  </w:style>
-  <w:style w:type="paragraph" w:customStyle="1" w:styleId="3472AB3A6C08463E9ABFD87675C089AD">
-    <w:name w:val="3472AB3A6C08463E9ABFD87675C089AD"/>
-    <w:rsid w:val="00A8006B"/>
-    <w:rPr>
-      <w:kern w:val="0"/>
-      <w:lang w:val="en-AU" w:eastAsia="en-AU"/>
-      <w14:ligatures w14:val="none"/>
-    </w:rPr>
-  </w:style>
-  <w:style w:type="paragraph" w:customStyle="1" w:styleId="91D63D533CAB4842B17253DED38C624C">
-    <w:name w:val="91D63D533CAB4842B17253DED38C624C"/>
-    <w:rsid w:val="00A8006B"/>
-    <w:rPr>
-      <w:kern w:val="0"/>
-      <w:lang w:val="en-AU" w:eastAsia="en-AU"/>
-      <w14:ligatures w14:val="none"/>
-    </w:rPr>
-  </w:style>
-  <w:style w:type="paragraph" w:customStyle="1" w:styleId="2098291F19EB485D85F81169FCF169D7">
-    <w:name w:val="2098291F19EB485D85F81169FCF169D7"/>
-    <w:rsid w:val="00A8006B"/>
-    <w:rPr>
-      <w:kern w:val="0"/>
-      <w:lang w:val="en-AU" w:eastAsia="en-AU"/>
-      <w14:ligatures w14:val="none"/>
-    </w:rPr>
-  </w:style>
-  <w:style w:type="paragraph" w:customStyle="1" w:styleId="F4131409B90A4081A5624ADFCFF53904">
-    <w:name w:val="F4131409B90A4081A5624ADFCFF53904"/>
-    <w:rsid w:val="00A8006B"/>
-    <w:rPr>
-      <w:kern w:val="0"/>
-      <w:lang w:val="en-AU" w:eastAsia="en-AU"/>
-      <w14:ligatures w14:val="none"/>
-    </w:rPr>
-  </w:style>
-  <w:style w:type="paragraph" w:customStyle="1" w:styleId="41CAC48DC00943CCB26F1E411CB3C6BC">
-    <w:name w:val="41CAC48DC00943CCB26F1E411CB3C6BC"/>
-    <w:rsid w:val="00A8006B"/>
-    <w:rPr>
-      <w:kern w:val="0"/>
-      <w:lang w:val="en-AU" w:eastAsia="en-AU"/>
-      <w14:ligatures w14:val="none"/>
-    </w:rPr>
-  </w:style>
-  <w:style w:type="paragraph" w:customStyle="1" w:styleId="7ED858317BC24B478968670ADA745345">
-    <w:name w:val="7ED858317BC24B478968670ADA745345"/>
-    <w:rsid w:val="00A8006B"/>
-    <w:rPr>
-      <w:kern w:val="0"/>
-      <w:lang w:val="en-AU" w:eastAsia="en-AU"/>
-      <w14:ligatures w14:val="none"/>
-    </w:rPr>
-  </w:style>
-  <w:style w:type="paragraph" w:customStyle="1" w:styleId="ED0E9A2A605642CAB117FE1B4164FC14">
-    <w:name w:val="ED0E9A2A605642CAB117FE1B4164FC14"/>
-    <w:rsid w:val="00A8006B"/>
-    <w:rPr>
-      <w:kern w:val="0"/>
-      <w:lang w:val="en-AU" w:eastAsia="en-AU"/>
-      <w14:ligatures w14:val="none"/>
-    </w:rPr>
-  </w:style>
-  <w:style w:type="paragraph" w:customStyle="1" w:styleId="10207252CF6C4B3880F84611BCC20AF6">
-    <w:name w:val="10207252CF6C4B3880F84611BCC20AF6"/>
-    <w:rsid w:val="00A8006B"/>
-    <w:rPr>
-      <w:kern w:val="0"/>
-      <w:lang w:val="en-AU" w:eastAsia="en-AU"/>
-      <w14:ligatures w14:val="none"/>
-    </w:rPr>
-  </w:style>
-  <w:style w:type="paragraph" w:customStyle="1" w:styleId="F4C2BF2B23F248B5A75DF3AAFC863BDC">
-    <w:name w:val="F4C2BF2B23F248B5A75DF3AAFC863BDC"/>
-    <w:rsid w:val="00A8006B"/>
-    <w:rPr>
-      <w:kern w:val="0"/>
-      <w:lang w:val="en-AU" w:eastAsia="en-AU"/>
-      <w14:ligatures w14:val="none"/>
-    </w:rPr>
-  </w:style>
-  <w:style w:type="paragraph" w:customStyle="1" w:styleId="4FF0BF5C0D1745D8A903CE61F14FC879">
-    <w:name w:val="4FF0BF5C0D1745D8A903CE61F14FC879"/>
-    <w:rsid w:val="00A8006B"/>
-    <w:rPr>
-      <w:kern w:val="0"/>
-      <w:lang w:val="en-AU" w:eastAsia="en-AU"/>
-      <w14:ligatures w14:val="none"/>
-    </w:rPr>
-  </w:style>
-  <w:style w:type="paragraph" w:customStyle="1" w:styleId="E382C8464E70461DA3D3DD3BC651168C">
-    <w:name w:val="E382C8464E70461DA3D3DD3BC651168C"/>
-    <w:rsid w:val="00A8006B"/>
-    <w:rPr>
-      <w:kern w:val="0"/>
-      <w:lang w:val="en-AU" w:eastAsia="en-AU"/>
-      <w14:ligatures w14:val="none"/>
-    </w:rPr>
-  </w:style>
-  <w:style w:type="paragraph" w:customStyle="1" w:styleId="6FD7A261A7D04845AB869DDA4835E35A">
-    <w:name w:val="6FD7A261A7D04845AB869DDA4835E35A"/>
-    <w:rsid w:val="00A8006B"/>
-    <w:rPr>
-      <w:kern w:val="0"/>
-      <w:lang w:val="en-AU" w:eastAsia="en-AU"/>
-      <w14:ligatures w14:val="none"/>
-    </w:rPr>
-  </w:style>
-  <w:style w:type="paragraph" w:customStyle="1" w:styleId="B05DE6C8357E475D874D7F9B27134CDA">
-    <w:name w:val="B05DE6C8357E475D874D7F9B27134CDA"/>
-    <w:rsid w:val="00A8006B"/>
-    <w:rPr>
-      <w:kern w:val="0"/>
-      <w:lang w:val="en-AU" w:eastAsia="en-AU"/>
-      <w14:ligatures w14:val="none"/>
-    </w:rPr>
-  </w:style>
-  <w:style w:type="paragraph" w:customStyle="1" w:styleId="64598C3C76BA402F9B66A7AA07EE76F2">
-    <w:name w:val="64598C3C76BA402F9B66A7AA07EE76F2"/>
-    <w:rsid w:val="00A8006B"/>
-    <w:rPr>
-      <w:kern w:val="0"/>
-      <w:lang w:val="en-AU" w:eastAsia="en-AU"/>
-      <w14:ligatures w14:val="none"/>
-    </w:rPr>
-  </w:style>
-  <w:style w:type="paragraph" w:customStyle="1" w:styleId="5F974703B84041309CC1CCA050B2CC66">
-    <w:name w:val="5F974703B84041309CC1CCA050B2CC66"/>
-    <w:rsid w:val="00A8006B"/>
-    <w:rPr>
-      <w:kern w:val="0"/>
-      <w:lang w:val="en-AU" w:eastAsia="en-AU"/>
-      <w14:ligatures w14:val="none"/>
-    </w:rPr>
-  </w:style>
-  <w:style w:type="paragraph" w:customStyle="1" w:styleId="938CB9D330E64539901835F6D63EE586">
-    <w:name w:val="938CB9D330E64539901835F6D63EE586"/>
-    <w:rsid w:val="00A8006B"/>
-    <w:rPr>
-      <w:kern w:val="0"/>
-      <w:lang w:val="en-AU" w:eastAsia="en-AU"/>
-      <w14:ligatures w14:val="none"/>
-    </w:rPr>
-  </w:style>
-  <w:style w:type="paragraph" w:customStyle="1" w:styleId="049A51D1523D4D8DA889F4A78CD682F3">
-    <w:name w:val="049A51D1523D4D8DA889F4A78CD682F3"/>
-    <w:rsid w:val="00A8006B"/>
-    <w:rPr>
-      <w:kern w:val="0"/>
-      <w:lang w:val="en-AU" w:eastAsia="en-AU"/>
-      <w14:ligatures w14:val="none"/>
-    </w:rPr>
-  </w:style>
-  <w:style w:type="paragraph" w:customStyle="1" w:styleId="078A1ACE473C4952A7A3CD9C88AF2ED7">
-    <w:name w:val="078A1ACE473C4952A7A3CD9C88AF2ED7"/>
-    <w:rsid w:val="00A8006B"/>
-    <w:rPr>
-      <w:kern w:val="0"/>
-      <w:lang w:val="en-AU" w:eastAsia="en-AU"/>
-      <w14:ligatures w14:val="none"/>
-    </w:rPr>
-  </w:style>
-  <w:style w:type="paragraph" w:customStyle="1" w:styleId="ACA181A2E5EE4804BE70A61494E32660">
-    <w:name w:val="ACA181A2E5EE4804BE70A61494E32660"/>
-    <w:rsid w:val="00A8006B"/>
-    <w:rPr>
-      <w:kern w:val="0"/>
-      <w:lang w:val="en-AU" w:eastAsia="en-AU"/>
-      <w14:ligatures w14:val="none"/>
-    </w:rPr>
-  </w:style>
-  <w:style w:type="paragraph" w:customStyle="1" w:styleId="664981BAEC6E401E8D913C23132B0587">
-    <w:name w:val="664981BAEC6E401E8D913C23132B0587"/>
-    <w:rsid w:val="00A8006B"/>
-    <w:rPr>
-      <w:kern w:val="0"/>
-      <w:lang w:val="en-AU" w:eastAsia="en-AU"/>
-      <w14:ligatures w14:val="none"/>
-    </w:rPr>
-  </w:style>
-  <w:style w:type="paragraph" w:customStyle="1" w:styleId="45AD41280C5E45EE9133D083409238F8">
-    <w:name w:val="45AD41280C5E45EE9133D083409238F8"/>
-    <w:rsid w:val="00A8006B"/>
-    <w:rPr>
-      <w:kern w:val="0"/>
-      <w:lang w:val="en-AU" w:eastAsia="en-AU"/>
-      <w14:ligatures w14:val="none"/>
-    </w:rPr>
-  </w:style>
-  <w:style w:type="paragraph" w:customStyle="1" w:styleId="080D792143E74E79A8C1655A8D11F9B4">
-    <w:name w:val="080D792143E74E79A8C1655A8D11F9B4"/>
-    <w:rsid w:val="00A8006B"/>
-    <w:rPr>
-      <w:kern w:val="0"/>
-      <w:lang w:val="en-AU" w:eastAsia="en-AU"/>
-      <w14:ligatures w14:val="none"/>
-    </w:rPr>
-  </w:style>
-  <w:style w:type="paragraph" w:customStyle="1" w:styleId="7148C290423C4AD9A9A9BD2A25B36C0B">
-    <w:name w:val="7148C290423C4AD9A9A9BD2A25B36C0B"/>
-    <w:rsid w:val="00A8006B"/>
-    <w:rPr>
-      <w:kern w:val="0"/>
-      <w:lang w:val="en-AU" w:eastAsia="en-AU"/>
-      <w14:ligatures w14:val="none"/>
-    </w:rPr>
-  </w:style>
-  <w:style w:type="paragraph" w:customStyle="1" w:styleId="D07DF399FB2E4954A89774C438DC26A8">
-    <w:name w:val="D07DF399FB2E4954A89774C438DC26A8"/>
-    <w:rsid w:val="00A8006B"/>
-    <w:rPr>
-      <w:kern w:val="0"/>
-      <w:lang w:val="en-AU" w:eastAsia="en-AU"/>
-      <w14:ligatures w14:val="none"/>
-    </w:rPr>
-  </w:style>
-  <w:style w:type="paragraph" w:customStyle="1" w:styleId="42E42C9F9BE1449DA9E5B4C8BC91FC35">
-    <w:name w:val="42E42C9F9BE1449DA9E5B4C8BC91FC35"/>
-    <w:rsid w:val="00A8006B"/>
-    <w:rPr>
-      <w:kern w:val="0"/>
-      <w:lang w:val="en-AU" w:eastAsia="en-AU"/>
-      <w14:ligatures w14:val="none"/>
-    </w:rPr>
-  </w:style>
-  <w:style w:type="paragraph" w:customStyle="1" w:styleId="95CEBD5E4E474C7098902B529583655D">
-    <w:name w:val="95CEBD5E4E474C7098902B529583655D"/>
-    <w:rsid w:val="00A8006B"/>
-    <w:rPr>
-      <w:kern w:val="0"/>
-      <w:lang w:val="en-AU" w:eastAsia="en-AU"/>
-      <w14:ligatures w14:val="none"/>
-    </w:rPr>
-  </w:style>
-  <w:style w:type="paragraph" w:customStyle="1" w:styleId="603EAA1BCFF5429D944ADA9757CE0A2E">
-    <w:name w:val="603EAA1BCFF5429D944ADA9757CE0A2E"/>
-    <w:rsid w:val="00A8006B"/>
-    <w:rPr>
-      <w:kern w:val="0"/>
-      <w:lang w:val="en-AU" w:eastAsia="en-AU"/>
-      <w14:ligatures w14:val="none"/>
-    </w:rPr>
-  </w:style>
-</w:styles>
-</file>
-
-<file path=word/glossary/webSettings2.xml><?xml version="1.0" encoding="utf-8"?>
-<w:webSettings xmlns:mc="http://schemas.openxmlformats.org/markup-compatibility/2006" xmlns:r="http://schemas.openxmlformats.org/officeDocument/2006/relationships" xmlns:w="http://schemas.openxmlformats.org/wordprocessingml/2006/main" xmlns:w14="http://schemas.microsoft.com/office/word/2010/wordml" xmlns:w15="http://schemas.microsoft.com/office/word/2012/wordml" xmlns:w16cex="http://schemas.microsoft.com/office/word/2018/wordml/cex" xmlns:w16cid="http://schemas.microsoft.com/office/word/2016/wordml/cid" xmlns:w16="http://schemas.microsoft.com/office/word/2018/wordml" xmlns:w16sdtdh="http://schemas.microsoft.com/office/word/2020/wordml/sdtdatahash" xmlns:w16se="http://schemas.microsoft.com/office/word/2015/wordml/symex" mc:Ignorable="w14 w15 w16se w16cid w16 w16cex w16sdtdh">
-  <w:optimizeForBrowser/>
-  <w:allowPNG/>
-</w:webSettings>
-</file>
-
 <file path=word/theme/theme11.xml><?xml version="1.0" encoding="utf-8"?>
 <a:theme xmlns:a="http://schemas.openxmlformats.org/drawingml/2006/main" name="Red Business Set">
   <a:themeElements>
@@ -8280,388 +6132,6 @@
 </a:theme>
 </file>
 
-<file path=customXml/item13.xml><?xml version="1.0" encoding="utf-8"?>
-<CoverPageProperties xmlns="http://schemas.microsoft.com/office/2006/coverPageProps">
-  <PublishDate/>
-  <Abstract/>
-  <CompanyAddress/>
-  <CompanyPhone/>
-  <CompanyFax/>
-  <CompanyEmail/>
-</CoverPageProperties>
-</file>
-
-<file path=customXml/item22.xml><?xml version="1.0" encoding="utf-8"?>
-<?mso-contentType ?>
-<FormTemplates xmlns="http://schemas.microsoft.com/sharepoint/v3/contenttype/forms">
-  <Display>DocumentLibraryForm</Display>
-  <Edit>DocumentLibraryForm</Edit>
-  <New>DocumentLibraryForm</New>
-</FormTemplates>
-</file>
-
-<file path=customXml/item3.xml><?xml version="1.0" encoding="utf-8"?>
-<ct:contentTypeSchema xmlns:ct="http://schemas.microsoft.com/office/2006/metadata/contentType" xmlns:ma="http://schemas.microsoft.com/office/2006/metadata/properties/metaAttributes" ct:_="" ma:_="" ma:contentTypeName="Document" ma:contentTypeID="0x01010079F111ED35F8CC479449609E8A0923A6" ma:contentTypeVersion="28" ma:contentTypeDescription="Create a new document." ma:contentTypeScope="" ma:versionID="60f5a4f2d2b0abadcf532d48ebf9cb71">
-  <xsd:schema xmlns:xsd="http://www.w3.org/2001/XMLSchema" xmlns:xs="http://www.w3.org/2001/XMLSchema" xmlns:p="http://schemas.microsoft.com/office/2006/metadata/properties" xmlns:ns1="http://schemas.microsoft.com/sharepoint/v3" xmlns:ns2="71af3243-3dd4-4a8d-8c0d-dd76da1f02a5" xmlns:ns3="16c05727-aa75-4e4a-9b5f-8a80a1165891" xmlns:ns4="230e9df3-be65-4c73-a93b-d1236ebd677e" targetNamespace="http://schemas.microsoft.com/office/2006/metadata/properties" ma:root="true" ma:fieldsID="7dd78129e6a1811f84807ad11c651531" ns1:_="" ns2:_="" ns3:_="" ns4:_="">
-    <xsd:import namespace="http://schemas.microsoft.com/sharepoint/v3"/>
-    <xsd:import namespace="71af3243-3dd4-4a8d-8c0d-dd76da1f02a5"/>
-    <xsd:import namespace="16c05727-aa75-4e4a-9b5f-8a80a1165891"/>
-    <xsd:import namespace="230e9df3-be65-4c73-a93b-d1236ebd677e"/>
-    <xsd:element name="properties">
-      <xsd:complexType>
-        <xsd:sequence>
-          <xsd:element name="documentManagement">
-            <xsd:complexType>
-              <xsd:all>
-                <xsd:element ref="ns2:Status" minOccurs="0"/>
-                <xsd:element ref="ns2:Image" minOccurs="0"/>
-                <xsd:element ref="ns2:MediaServiceMetadata" minOccurs="0"/>
-                <xsd:element ref="ns2:MediaServiceFastMetadata" minOccurs="0"/>
-                <xsd:element ref="ns2:MediaServiceOCR" minOccurs="0"/>
-                <xsd:element ref="ns2:MediaServiceAutoTags" minOccurs="0"/>
-                <xsd:element ref="ns2:MediaServiceEventHashCode" minOccurs="0"/>
-                <xsd:element ref="ns2:MediaServiceGenerationTime" minOccurs="0"/>
-                <xsd:element ref="ns3:SharedWithUsers" minOccurs="0"/>
-                <xsd:element ref="ns3:SharedWithDetails" minOccurs="0"/>
-                <xsd:element ref="ns2:MediaServiceAutoKeyPoints" minOccurs="0"/>
-                <xsd:element ref="ns2:MediaServiceKeyPoints" minOccurs="0"/>
-                <xsd:element ref="ns2:MediaServiceDateTaken" minOccurs="0"/>
-                <xsd:element ref="ns1:_ip_UnifiedCompliancePolicyProperties" minOccurs="0"/>
-                <xsd:element ref="ns1:_ip_UnifiedCompliancePolicyUIAction" minOccurs="0"/>
-                <xsd:element ref="ns4:TaxCatchAll" minOccurs="0"/>
-                <xsd:element ref="ns2:ImageTagsTaxHTField" minOccurs="0"/>
-                <xsd:element ref="ns2:MediaServiceLocation" minOccurs="0"/>
-                <xsd:element ref="ns2:MediaLengthInSeconds" minOccurs="0"/>
-                <xsd:element ref="ns2:Background" minOccurs="0"/>
-                <xsd:element ref="ns2:MediaServiceSearchProperties" minOccurs="0"/>
-                <xsd:element ref="ns2:MediaServiceDocTags" minOccurs="0"/>
-                <xsd:element ref="ns2:MediaServiceObjectDetectorVersions" minOccurs="0"/>
-                <xsd:element ref="ns2:MediaServiceSystemTags" minOccurs="0"/>
-              </xsd:all>
-            </xsd:complexType>
-          </xsd:element>
-        </xsd:sequence>
-      </xsd:complexType>
-    </xsd:element>
-  </xsd:schema>
-  <xsd:schema xmlns:xsd="http://www.w3.org/2001/XMLSchema" xmlns:xs="http://www.w3.org/2001/XMLSchema" xmlns:dms="http://schemas.microsoft.com/office/2006/documentManagement/types" xmlns:pc="http://schemas.microsoft.com/office/infopath/2007/PartnerControls" targetNamespace="http://schemas.microsoft.com/sharepoint/v3" elementFormDefault="qualified">
-    <xsd:import namespace="http://schemas.microsoft.com/office/2006/documentManagement/types"/>
-    <xsd:import namespace="http://schemas.microsoft.com/office/infopath/2007/PartnerControls"/>
-    <xsd:element name="_ip_UnifiedCompliancePolicyProperties" ma:index="20" nillable="true" ma:displayName="Unified Compliance Policy Properties" ma:hidden="true" ma:internalName="_ip_UnifiedCompliancePolicyProperties" ma:readOnly="false">
-      <xsd:simpleType>
-        <xsd:restriction base="dms:Note"/>
-      </xsd:simpleType>
-    </xsd:element>
-    <xsd:element name="_ip_UnifiedCompliancePolicyUIAction" ma:index="21" nillable="true" ma:displayName="Unified Compliance Policy UI Action" ma:hidden="true" ma:internalName="_ip_UnifiedCompliancePolicyUIAction" ma:readOnly="false">
-      <xsd:simpleType>
-        <xsd:restriction base="dms:Text"/>
-      </xsd:simpleType>
-    </xsd:element>
-  </xsd:schema>
-  <xsd:schema xmlns:xsd="http://www.w3.org/2001/XMLSchema" xmlns:xs="http://www.w3.org/2001/XMLSchema" xmlns:dms="http://schemas.microsoft.com/office/2006/documentManagement/types" xmlns:pc="http://schemas.microsoft.com/office/infopath/2007/PartnerControls" targetNamespace="71af3243-3dd4-4a8d-8c0d-dd76da1f02a5" elementFormDefault="qualified">
-    <xsd:import namespace="http://schemas.microsoft.com/office/2006/documentManagement/types"/>
-    <xsd:import namespace="http://schemas.microsoft.com/office/infopath/2007/PartnerControls"/>
-    <xsd:element name="Status" ma:index="2" nillable="true" ma:displayName="Status" ma:default="Not started" ma:format="Dropdown" ma:internalName="Status" ma:readOnly="false">
-      <xsd:simpleType>
-        <xsd:restriction base="dms:Choice">
-          <xsd:enumeration value="Not started"/>
-          <xsd:enumeration value="In Progress"/>
-          <xsd:enumeration value="Completed"/>
-        </xsd:restriction>
-      </xsd:simpleType>
-    </xsd:element>
-    <xsd:element name="Image" ma:index="3" nillable="true" ma:displayName="Image" ma:format="Image" ma:internalName="Image" ma:readOnly="false">
-      <xsd:complexType>
-        <xsd:complexContent>
-          <xsd:extension base="dms:URL">
-            <xsd:sequence>
-              <xsd:element name="Url" type="dms:ValidUrl" minOccurs="0" nillable="true"/>
-              <xsd:element name="Description" type="xsd:string" nillable="true"/>
-            </xsd:sequence>
-          </xsd:extension>
-        </xsd:complexContent>
-      </xsd:complexType>
-    </xsd:element>
-    <xsd:element name="MediaServiceMetadata" ma:index="8" nillable="true" ma:displayName="MediaServiceMetadata" ma:hidden="true" ma:internalName="MediaServiceMetadata" ma:readOnly="true">
-      <xsd:simpleType>
-        <xsd:restriction base="dms:Note"/>
-      </xsd:simpleType>
-    </xsd:element>
-    <xsd:element name="MediaServiceFastMetadata" ma:index="9" nillable="true" ma:displayName="MediaServiceFastMetadata" ma:hidden="true" ma:internalName="MediaServiceFastMetadata" ma:readOnly="true">
-      <xsd:simpleType>
-        <xsd:restriction base="dms:Note"/>
-      </xsd:simpleType>
-    </xsd:element>
-    <xsd:element name="MediaServiceOCR" ma:index="10" nillable="true" ma:displayName="MediaServiceOCR" ma:hidden="true" ma:internalName="MediaServiceOCR" ma:readOnly="true">
-      <xsd:simpleType>
-        <xsd:restriction base="dms:Note"/>
-      </xsd:simpleType>
-    </xsd:element>
-    <xsd:element name="MediaServiceAutoTags" ma:index="11" nillable="true" ma:displayName="MediaServiceAutoTags" ma:hidden="true" ma:internalName="MediaServiceAutoTags" ma:readOnly="true">
-      <xsd:simpleType>
-        <xsd:restriction base="dms:Text"/>
-      </xsd:simpleType>
-    </xsd:element>
-    <xsd:element name="MediaServiceEventHashCode" ma:index="12" nillable="true" ma:displayName="MediaServiceEventHashCode" ma:hidden="true" ma:internalName="MediaServiceEventHashCode" ma:readOnly="true">
-      <xsd:simpleType>
-        <xsd:restriction base="dms:Text"/>
-      </xsd:simpleType>
-    </xsd:element>
-    <xsd:element name="MediaServiceGenerationTime" ma:index="13" nillable="true" ma:displayName="MediaServiceGenerationTime" ma:hidden="true" ma:internalName="MediaServiceGenerationTime" ma:readOnly="true">
-      <xsd:simpleType>
-        <xsd:restriction base="dms:Text"/>
-      </xsd:simpleType>
-    </xsd:element>
-    <xsd:element name="MediaServiceAutoKeyPoints" ma:index="16" nillable="true" ma:displayName="MediaServiceAutoKeyPoints" ma:hidden="true" ma:internalName="MediaServiceAutoKeyPoints" ma:readOnly="true">
-      <xsd:simpleType>
-        <xsd:restriction base="dms:Note"/>
-      </xsd:simpleType>
-    </xsd:element>
-    <xsd:element name="MediaServiceKeyPoints" ma:index="17" nillable="true" ma:displayName="KeyPoints" ma:hidden="true" ma:internalName="MediaServiceKeyPoints" ma:readOnly="false">
-      <xsd:simpleType>
-        <xsd:restriction base="dms:Note"/>
-      </xsd:simpleType>
-    </xsd:element>
-    <xsd:element name="MediaServiceDateTaken" ma:index="18" nillable="true" ma:displayName="MediaServiceDateTaken" ma:hidden="true" ma:internalName="MediaServiceDateTaken" ma:readOnly="true">
-      <xsd:simpleType>
-        <xsd:restriction base="dms:Text"/>
-      </xsd:simpleType>
-    </xsd:element>
-    <xsd:element name="ImageTagsTaxHTField" ma:index="25" nillable="true" ma:taxonomy="true" ma:internalName="ImageTagsTaxHTField" ma:taxonomyFieldName="MediaServiceImageTags" ma:displayName="Image Tags" ma:readOnly="false" ma:fieldId="{5cf76f15-5ced-4ddc-b409-7134ff3c332f}" ma:taxonomyMulti="true" ma:sspId="e385fb40-52d4-4fae-9c5b-3e8ff8a5878e" ma:termSetId="09814cd3-568e-fe90-9814-8d621ff8fb84" ma:anchorId="fba54fb3-c3e1-fe81-a776-ca4b69148c4d" ma:open="true" ma:isKeyword="false">
-      <xsd:complexType>
-        <xsd:sequence>
-          <xsd:element ref="pc:Terms" minOccurs="0" maxOccurs="1"/>
-        </xsd:sequence>
-      </xsd:complexType>
-    </xsd:element>
-    <xsd:element name="MediaServiceLocation" ma:index="26" nillable="true" ma:displayName="Location" ma:hidden="true" ma:internalName="MediaServiceLocation" ma:readOnly="true">
-      <xsd:simpleType>
-        <xsd:restriction base="dms:Text"/>
-      </xsd:simpleType>
-    </xsd:element>
-    <xsd:element name="MediaLengthInSeconds" ma:index="27" nillable="true" ma:displayName="MediaLengthInSeconds" ma:hidden="true" ma:internalName="MediaLengthInSeconds" ma:readOnly="true">
-      <xsd:simpleType>
-        <xsd:restriction base="dms:Unknown"/>
-      </xsd:simpleType>
-    </xsd:element>
-    <xsd:element name="Background" ma:index="28" nillable="true" ma:displayName="Background" ma:default="0" ma:format="Dropdown" ma:internalName="Background">
-      <xsd:simpleType>
-        <xsd:restriction base="dms:Boolean"/>
-      </xsd:simpleType>
-    </xsd:element>
-    <xsd:element name="MediaServiceSearchProperties" ma:index="29" nillable="true" ma:displayName="MediaServiceSearchProperties" ma:hidden="true" ma:internalName="MediaServiceSearchProperties" ma:readOnly="true">
-      <xsd:simpleType>
-        <xsd:restriction base="dms:Note"/>
-      </xsd:simpleType>
-    </xsd:element>
-    <xsd:element name="MediaServiceDocTags" ma:index="30" nillable="true" ma:displayName="MediaServiceDocTags" ma:hidden="true" ma:internalName="MediaServiceDocTags" ma:readOnly="true">
-      <xsd:simpleType>
-        <xsd:restriction base="dms:Note"/>
-      </xsd:simpleType>
-    </xsd:element>
-    <xsd:element name="MediaServiceObjectDetectorVersions" ma:index="31" nillable="true" ma:displayName="MediaServiceObjectDetectorVersions" ma:description="" ma:hidden="true" ma:indexed="true" ma:internalName="MediaServiceObjectDetectorVersions" ma:readOnly="true">
-      <xsd:simpleType>
-        <xsd:restriction base="dms:Text"/>
-      </xsd:simpleType>
-    </xsd:element>
-    <xsd:element name="MediaServiceSystemTags" ma:index="32" nillable="true" ma:displayName="MediaServiceSystemTags" ma:hidden="true" ma:internalName="MediaServiceSystemTags" ma:readOnly="true">
-      <xsd:simpleType>
-        <xsd:restriction base="dms:Note"/>
-      </xsd:simpleType>
-    </xsd:element>
-  </xsd:schema>
-  <xsd:schema xmlns:xsd="http://www.w3.org/2001/XMLSchema" xmlns:xs="http://www.w3.org/2001/XMLSchema" xmlns:dms="http://schemas.microsoft.com/office/2006/documentManagement/types" xmlns:pc="http://schemas.microsoft.com/office/infopath/2007/PartnerControls" targetNamespace="16c05727-aa75-4e4a-9b5f-8a80a1165891" elementFormDefault="qualified">
-    <xsd:import namespace="http://schemas.microsoft.com/office/2006/documentManagement/types"/>
-    <xsd:import namespace="http://schemas.microsoft.com/office/infopath/2007/PartnerControls"/>
-    <xsd:element name="SharedWithUsers" ma:index="14" nillable="true" ma:displayName="Shared With" ma:hidden="true" ma:internalName="SharedWithUsers" ma:readOnly="true">
-      <xsd:complexType>
-        <xsd:complexContent>
-          <xsd:extension base="dms:UserMulti">
-            <xsd:sequence>
-              <xsd:element name="UserInfo" minOccurs="0" maxOccurs="unbounded">
-                <xsd:complexType>
-                  <xsd:sequence>
-                    <xsd:element name="DisplayName" type="xsd:string" minOccurs="0"/>
-                    <xsd:element name="AccountId" type="dms:UserId" minOccurs="0" nillable="true"/>
-                    <xsd:element name="AccountType" type="xsd:string" minOccurs="0"/>
-                  </xsd:sequence>
-                </xsd:complexType>
-              </xsd:element>
-            </xsd:sequence>
-          </xsd:extension>
-        </xsd:complexContent>
-      </xsd:complexType>
-    </xsd:element>
-    <xsd:element name="SharedWithDetails" ma:index="15" nillable="true" ma:displayName="Shared With Details" ma:hidden="true" ma:internalName="SharedWithDetails" ma:readOnly="true">
-      <xsd:simpleType>
-        <xsd:restriction base="dms:Note"/>
-      </xsd:simpleType>
-    </xsd:element>
-  </xsd:schema>
-  <xsd:schema xmlns:xsd="http://www.w3.org/2001/XMLSchema" xmlns:xs="http://www.w3.org/2001/XMLSchema" xmlns:dms="http://schemas.microsoft.com/office/2006/documentManagement/types" xmlns:pc="http://schemas.microsoft.com/office/infopath/2007/PartnerControls" targetNamespace="230e9df3-be65-4c73-a93b-d1236ebd677e" elementFormDefault="qualified">
-    <xsd:import namespace="http://schemas.microsoft.com/office/2006/documentManagement/types"/>
-    <xsd:import namespace="http://schemas.microsoft.com/office/infopath/2007/PartnerControls"/>
-    <xsd:element name="TaxCatchAll" ma:index="23" nillable="true" ma:displayName="Taxonomy Catch All Column" ma:hidden="true" ma:list="{3f6bfcbc-3db3-4ae6-bd76-326f0798ad28}" ma:internalName="TaxCatchAll" ma:readOnly="false" ma:showField="CatchAllData" ma:web="16c05727-aa75-4e4a-9b5f-8a80a1165891">
-      <xsd:complexType>
-        <xsd:complexContent>
-          <xsd:extension base="dms:MultiChoiceLookup">
-            <xsd:sequence>
-              <xsd:element name="Value" type="dms:Lookup" maxOccurs="unbounded" minOccurs="0" nillable="true"/>
-            </xsd:sequence>
-          </xsd:extension>
-        </xsd:complexContent>
-      </xsd:complexType>
-    </xsd:element>
-  </xsd:schema>
-  <xsd:schema xmlns="http://schemas.openxmlformats.org/package/2006/metadata/core-properties" xmlns:xsd="http://www.w3.org/2001/XMLSchema" xmlns:xsi="http://www.w3.org/2001/XMLSchema-instance" xmlns:dc="http://purl.org/dc/elements/1.1/" xmlns:dcterms="http://purl.org/dc/terms/" xmlns:odoc="http://schemas.microsoft.com/internal/obd" targetNamespace="http://schemas.openxmlformats.org/package/2006/metadata/core-properties" elementFormDefault="qualified" attributeFormDefault="unqualified" blockDefault="#all">
-    <xsd:import namespace="http://purl.org/dc/elements/1.1/" schemaLocation="http://dublincore.org/schemas/xmls/qdc/2003/04/02/dc.xsd"/>
-    <xsd:import namespace="http://purl.org/dc/terms/" schemaLocation="http://dublincore.org/schemas/xmls/qdc/2003/04/02/dcterms.xsd"/>
-    <xsd:element name="coreProperties" type="CT_coreProperties"/>
-    <xsd:complexType name="CT_coreProperties">
-      <xsd:all>
-        <xsd:element ref="dc:creator" minOccurs="0" maxOccurs="1"/>
-        <xsd:element ref="dcterms:created" minOccurs="0" maxOccurs="1"/>
-        <xsd:element ref="dc:identifier" minOccurs="0" maxOccurs="1"/>
-        <xsd:element name="contentType" minOccurs="0" maxOccurs="1" type="xsd:string" ma:displayName="Content Type"/>
-        <xsd:element ref="dc:title" minOccurs="0" maxOccurs="1" ma:index="1" ma:displayName="Title"/>
-        <xsd:element ref="dc:subject" minOccurs="0" maxOccurs="1"/>
-        <xsd:element ref="dc:description" minOccurs="0" maxOccurs="1"/>
-        <xsd:element name="keywords" minOccurs="0" maxOccurs="1" type="xsd:string"/>
-        <xsd:element ref="dc:language" minOccurs="0" maxOccurs="1"/>
-        <xsd:element name="category" minOccurs="0" maxOccurs="1" type="xsd:string"/>
-        <xsd:element name="version" minOccurs="0" maxOccurs="1" type="xsd:string"/>
-        <xsd:element name="revision" minOccurs="0" maxOccurs="1" type="xsd:string">
-          <xsd:annotation>
-            <xsd:documentation>
-                        This value indicates the number of saves or revisions. The application is responsible for updating this value after each revision.
-                    </xsd:documentation>
-          </xsd:annotation>
-        </xsd:element>
-        <xsd:element name="lastModifiedBy" minOccurs="0" maxOccurs="1" type="xsd:string"/>
-        <xsd:element ref="dcterms:modified" minOccurs="0" maxOccurs="1"/>
-        <xsd:element name="contentStatus" minOccurs="0" maxOccurs="1" type="xsd:string"/>
-      </xsd:all>
-    </xsd:complexType>
-  </xsd:schema>
-  <xs:schema xmlns:pc="http://schemas.microsoft.com/office/infopath/2007/PartnerControls" xmlns:xs="http://www.w3.org/2001/XMLSchema" targetNamespace="http://schemas.microsoft.com/office/infopath/2007/PartnerControls" elementFormDefault="qualified" attributeFormDefault="unqualified">
-    <xs:element name="Person">
-      <xs:complexType>
-        <xs:sequence>
-          <xs:element ref="pc:DisplayName" minOccurs="0"/>
-          <xs:element ref="pc:AccountId" minOccurs="0"/>
-          <xs:element ref="pc:AccountType" minOccurs="0"/>
-        </xs:sequence>
-      </xs:complexType>
-    </xs:element>
-    <xs:element name="DisplayName" type="xs:string"/>
-    <xs:element name="AccountId" type="xs:string"/>
-    <xs:element name="AccountType" type="xs:string"/>
-    <xs:element name="BDCAssociatedEntity">
-      <xs:complexType>
-        <xs:sequence>
-          <xs:element ref="pc:BDCEntity" minOccurs="0" maxOccurs="unbounded"/>
-        </xs:sequence>
-        <xs:attribute ref="pc:EntityNamespace"/>
-        <xs:attribute ref="pc:EntityName"/>
-        <xs:attribute ref="pc:SystemInstanceName"/>
-        <xs:attribute ref="pc:AssociationName"/>
-      </xs:complexType>
-    </xs:element>
-    <xs:attribute name="EntityNamespace" type="xs:string"/>
-    <xs:attribute name="EntityName" type="xs:string"/>
-    <xs:attribute name="SystemInstanceName" type="xs:string"/>
-    <xs:attribute name="AssociationName" type="xs:string"/>
-    <xs:element name="BDCEntity">
-      <xs:complexType>
-        <xs:sequence>
-          <xs:element ref="pc:EntityDisplayName" minOccurs="0"/>
-          <xs:element ref="pc:EntityInstanceReference" minOccurs="0"/>
-          <xs:element ref="pc:EntityId1" minOccurs="0"/>
-          <xs:element ref="pc:EntityId2" minOccurs="0"/>
-          <xs:element ref="pc:EntityId3" minOccurs="0"/>
-          <xs:element ref="pc:EntityId4" minOccurs="0"/>
-          <xs:element ref="pc:EntityId5" minOccurs="0"/>
-        </xs:sequence>
-      </xs:complexType>
-    </xs:element>
-    <xs:element name="EntityDisplayName" type="xs:string"/>
-    <xs:element name="EntityInstanceReference" type="xs:string"/>
-    <xs:element name="EntityId1" type="xs:string"/>
-    <xs:element name="EntityId2" type="xs:string"/>
-    <xs:element name="EntityId3" type="xs:string"/>
-    <xs:element name="EntityId4" type="xs:string"/>
-    <xs:element name="EntityId5" type="xs:string"/>
-    <xs:element name="Terms">
-      <xs:complexType>
-        <xs:sequence>
-          <xs:element ref="pc:TermInfo" minOccurs="0" maxOccurs="unbounded"/>
-        </xs:sequence>
-      </xs:complexType>
-    </xs:element>
-    <xs:element name="TermInfo">
-      <xs:complexType>
-        <xs:sequence>
-          <xs:element ref="pc:TermName" minOccurs="0"/>
-          <xs:element ref="pc:TermId" minOccurs="0"/>
-        </xs:sequence>
-      </xs:complexType>
-    </xs:element>
-    <xs:element name="TermName" type="xs:string"/>
-    <xs:element name="TermId" type="xs:string"/>
-  </xs:schema>
-</ct:contentTypeSchema>
-</file>
-
-<file path=customXml/item44.xml><?xml version="1.0" encoding="utf-8"?>
-<p:properties xmlns:p="http://schemas.microsoft.com/office/2006/metadata/properties" xmlns:xsi="http://www.w3.org/2001/XMLSchema-instance" xmlns:pc="http://schemas.microsoft.com/office/infopath/2007/PartnerControls">
-  <documentManagement>
-    <Status xmlns="71af3243-3dd4-4a8d-8c0d-dd76da1f02a5">Not started</Status>
-    <MediaServiceKeyPoints xmlns="71af3243-3dd4-4a8d-8c0d-dd76da1f02a5" xsi:nil="true"/>
-    <_ip_UnifiedCompliancePolicyUIAction xmlns="http://schemas.microsoft.com/sharepoint/v3" xsi:nil="true"/>
-    <Image xmlns="71af3243-3dd4-4a8d-8c0d-dd76da1f02a5">
-      <Url xsi:nil="true"/>
-      <Description xsi:nil="true"/>
-    </Image>
-    <Background xmlns="71af3243-3dd4-4a8d-8c0d-dd76da1f02a5">false</Background>
-    <_ip_UnifiedCompliancePolicyProperties xmlns="http://schemas.microsoft.com/sharepoint/v3" xsi:nil="true"/>
-    <ImageTagsTaxHTField xmlns="71af3243-3dd4-4a8d-8c0d-dd76da1f02a5">
-      <Terms xmlns="http://schemas.microsoft.com/office/infopath/2007/PartnerControls"/>
-    </ImageTagsTaxHTField>
-    <TaxCatchAll xmlns="230e9df3-be65-4c73-a93b-d1236ebd677e" xsi:nil="true"/>
-  </documentManagement>
-</p:properties>
-</file>
-
-<file path=customXml/itemProps13.xml><?xml version="1.0" encoding="utf-8"?>
-<ds:datastoreItem xmlns:ds="http://schemas.openxmlformats.org/officeDocument/2006/customXml" ds:itemID="{55AF091B-3C7A-41E3-B477-F2FDAA23CFDA}">
-  <ds:schemaRefs>
-    <ds:schemaRef ds:uri="http://schemas.microsoft.com/office/2006/coverPageProps"/>
-  </ds:schemaRefs>
-</ds:datastoreItem>
-</file>
-
-<file path=customXml/itemProps22.xml><?xml version="1.0" encoding="utf-8"?>
-<ds:datastoreItem xmlns:ds="http://schemas.openxmlformats.org/officeDocument/2006/customXml" ds:itemID="{D2604FDC-8E00-47D6-8339-8D0B5F0625F0}">
-  <ds:schemaRefs>
-    <ds:schemaRef ds:uri="http://schemas.microsoft.com/sharepoint/v3/contenttype/forms"/>
-  </ds:schemaRefs>
-</ds:datastoreItem>
-</file>
-
-<file path=customXml/itemProps31.xml><?xml version="1.0" encoding="utf-8"?>
-<ds:datastoreItem xmlns:ds="http://schemas.openxmlformats.org/officeDocument/2006/customXml" ds:itemID="{52BAA6A7-EC2F-4F41-8B78-27E654F6D328}"/>
-</file>
-
-<file path=customXml/itemProps44.xml><?xml version="1.0" encoding="utf-8"?>
-<ds:datastoreItem xmlns:ds="http://schemas.openxmlformats.org/officeDocument/2006/customXml" ds:itemID="{91EEFD0B-DC12-4FAE-B297-F076ACB2C529}">
-  <ds:schemaRefs>
-    <ds:schemaRef ds:uri="http://schemas.microsoft.com/office/2006/metadata/properties"/>
-    <ds:schemaRef ds:uri="http://schemas.microsoft.com/office/infopath/2007/PartnerControls"/>
-    <ds:schemaRef ds:uri="71af3243-3dd4-4a8d-8c0d-dd76da1f02a5"/>
-  </ds:schemaRefs>
-</ds:datastoreItem>
-</file>
-
 <file path=docMetadata/LabelInfo.xml><?xml version="1.0" encoding="utf-8"?>
 <clbl:labelList xmlns:clbl="http://schemas.microsoft.com/office/2020/mipLabelMetadata"/>
 </file>